--- a/4lab/СИИ_Лаб4.docx
+++ b/4lab/СИИ_Лаб4.docx
@@ -238,43 +238,7 @@
           <w:szCs w:val="28"/>
           <w:lang w:val="ru-RU"/>
         </w:rPr>
-        <w:t>Применение</w:t>
-      </w:r>
-      <w:r>
-        <w:rPr>
-          <w:rFonts w:ascii="Times New Roman" w:eastAsia="Times New Roman" w:hAnsi="Times New Roman" w:cs="Times New Roman"/>
-          <w:sz w:val="28"/>
-          <w:szCs w:val="28"/>
-          <w:lang w:val="ru-RU"/>
-        </w:rPr>
-        <w:t xml:space="preserve"> метод</w:t>
-      </w:r>
-      <w:r>
-        <w:rPr>
-          <w:rFonts w:ascii="Times New Roman" w:eastAsia="Times New Roman" w:hAnsi="Times New Roman" w:cs="Times New Roman"/>
-          <w:sz w:val="28"/>
-          <w:szCs w:val="28"/>
-          <w:lang w:val="ru-RU"/>
-        </w:rPr>
-        <w:t>а</w:t>
-      </w:r>
-      <w:r>
-        <w:rPr>
-          <w:rFonts w:ascii="Times New Roman" w:eastAsia="Times New Roman" w:hAnsi="Times New Roman" w:cs="Times New Roman"/>
-          <w:sz w:val="28"/>
-          <w:szCs w:val="28"/>
-          <w:lang w:val="ru-RU"/>
-        </w:rPr>
-        <w:t xml:space="preserve"> классификации</w:t>
-      </w:r>
-      <w:r>
-        <w:rPr>
-          <w:rFonts w:ascii="Times New Roman" w:eastAsia="Times New Roman" w:hAnsi="Times New Roman" w:cs="Times New Roman"/>
-          <w:sz w:val="28"/>
-          <w:szCs w:val="28"/>
-          <w:lang w:val="ru-RU"/>
-        </w:rPr>
-        <w:t xml:space="preserve"> на реальных данных</w:t>
+        <w:t>Применение метода классификации на реальных данных</w:t>
       </w:r>
       <w:r>
         <w:rPr>
@@ -428,6 +392,7 @@
         </w:rPr>
         <w:t xml:space="preserve">       </w:t>
       </w:r>
+      <w:proofErr w:type="spellStart"/>
       <w:r>
         <w:rPr>
           <w:rFonts w:ascii="Times New Roman" w:eastAsia="Times New Roman" w:hAnsi="Times New Roman" w:cs="Times New Roman"/>
@@ -435,7 +400,17 @@
           <w:szCs w:val="28"/>
           <w:lang w:val="ru-RU"/>
         </w:rPr>
-        <w:t>Линкевич А. К</w:t>
+        <w:t>Линкевич</w:t>
+      </w:r>
+      <w:proofErr w:type="spellEnd"/>
+      <w:r>
+        <w:rPr>
+          <w:rFonts w:ascii="Times New Roman" w:eastAsia="Times New Roman" w:hAnsi="Times New Roman" w:cs="Times New Roman"/>
+          <w:sz w:val="28"/>
+          <w:szCs w:val="28"/>
+          <w:lang w:val="ru-RU"/>
+        </w:rPr>
+        <w:t xml:space="preserve"> А. К</w:t>
       </w:r>
       <w:r>
         <w:rPr>
@@ -693,6 +668,7 @@
         <w:tab/>
         <w:t xml:space="preserve">Вариант – </w:t>
       </w:r>
+      <w:proofErr w:type="spellStart"/>
       <w:r>
         <w:rPr>
           <w:rFonts w:ascii="Times New Roman" w:hAnsi="Times New Roman" w:cs="Times New Roman"/>
@@ -702,6 +678,7 @@
         </w:rPr>
         <w:t>LogisticRegressionCV</w:t>
       </w:r>
+      <w:proofErr w:type="spellEnd"/>
     </w:p>
     <w:p>
       <w:pPr>
@@ -727,7 +704,29 @@
           <w:sz w:val="28"/>
           <w:szCs w:val="28"/>
         </w:rPr>
-        <w:t>Метод LogisticRegressionCV.</w:t>
+        <w:t xml:space="preserve">Метод </w:t>
+      </w:r>
+      <w:proofErr w:type="spellStart"/>
+      <w:r>
+        <w:rPr>
+          <w:rFonts w:ascii="Times New Roman" w:hAnsi="Times New Roman" w:cs="Times New Roman"/>
+          <w:b/>
+          <w:bCs/>
+          <w:sz w:val="28"/>
+          <w:szCs w:val="28"/>
+        </w:rPr>
+        <w:t>LogisticRegressionCV</w:t>
+      </w:r>
+      <w:proofErr w:type="spellEnd"/>
+      <w:r>
+        <w:rPr>
+          <w:rFonts w:ascii="Times New Roman" w:hAnsi="Times New Roman" w:cs="Times New Roman"/>
+          <w:b/>
+          <w:bCs/>
+          <w:sz w:val="28"/>
+          <w:szCs w:val="28"/>
+        </w:rPr>
+        <w:t>.</w:t>
       </w:r>
     </w:p>
     <w:p>
@@ -752,7 +751,25 @@
           <w:sz w:val="28"/>
           <w:szCs w:val="28"/>
         </w:rPr>
-        <w:t>задается сетка значений гиперпараметра регуляризации C</w:t>
+        <w:t xml:space="preserve">задается сетка значений </w:t>
+      </w:r>
+      <w:proofErr w:type="spellStart"/>
+      <w:r>
+        <w:rPr>
+          <w:rFonts w:ascii="Times New Roman" w:hAnsi="Times New Roman" w:cs="Times New Roman"/>
+          <w:sz w:val="28"/>
+          <w:szCs w:val="28"/>
+        </w:rPr>
+        <w:t>гиперпараметра</w:t>
+      </w:r>
+      <w:proofErr w:type="spellEnd"/>
+      <w:r>
+        <w:rPr>
+          <w:rFonts w:ascii="Times New Roman" w:hAnsi="Times New Roman" w:cs="Times New Roman"/>
+          <w:sz w:val="28"/>
+          <w:szCs w:val="28"/>
+        </w:rPr>
+        <w:t xml:space="preserve"> регуляризации C</w:t>
       </w:r>
       <w:r>
         <w:rPr>
@@ -771,7 +788,25 @@
           <w:sz w:val="28"/>
           <w:szCs w:val="28"/>
         </w:rPr>
-        <w:t>и число фолдов k</w:t>
+        <w:t xml:space="preserve">и число </w:t>
+      </w:r>
+      <w:proofErr w:type="spellStart"/>
+      <w:r>
+        <w:rPr>
+          <w:rFonts w:ascii="Times New Roman" w:hAnsi="Times New Roman" w:cs="Times New Roman"/>
+          <w:sz w:val="28"/>
+          <w:szCs w:val="28"/>
+        </w:rPr>
+        <w:t>фолдов</w:t>
+      </w:r>
+      <w:proofErr w:type="spellEnd"/>
+      <w:r>
+        <w:rPr>
+          <w:rFonts w:ascii="Times New Roman" w:hAnsi="Times New Roman" w:cs="Times New Roman"/>
+          <w:sz w:val="28"/>
+          <w:szCs w:val="28"/>
+        </w:rPr>
+        <w:t> k</w:t>
       </w:r>
       <w:r>
         <w:rPr>
@@ -879,13 +914,41 @@
         </w:rPr>
         <w:t xml:space="preserve">1 </w:t>
       </w:r>
-      <w:r>
-        <w:rPr>
-          <w:rFonts w:ascii="Times New Roman" w:hAnsi="Times New Roman" w:cs="Times New Roman"/>
-          <w:sz w:val="28"/>
-          <w:szCs w:val="28"/>
-        </w:rPr>
-        <w:t>фолдах) и проверяется на оставшемся фолде;</w:t>
+      <w:proofErr w:type="spellStart"/>
+      <w:r>
+        <w:rPr>
+          <w:rFonts w:ascii="Times New Roman" w:hAnsi="Times New Roman" w:cs="Times New Roman"/>
+          <w:sz w:val="28"/>
+          <w:szCs w:val="28"/>
+        </w:rPr>
+        <w:t>фолдах</w:t>
+      </w:r>
+      <w:proofErr w:type="spellEnd"/>
+      <w:r>
+        <w:rPr>
+          <w:rFonts w:ascii="Times New Roman" w:hAnsi="Times New Roman" w:cs="Times New Roman"/>
+          <w:sz w:val="28"/>
+          <w:szCs w:val="28"/>
+        </w:rPr>
+        <w:t xml:space="preserve">) и проверяется на оставшемся </w:t>
+      </w:r>
+      <w:proofErr w:type="spellStart"/>
+      <w:r>
+        <w:rPr>
+          <w:rFonts w:ascii="Times New Roman" w:hAnsi="Times New Roman" w:cs="Times New Roman"/>
+          <w:sz w:val="28"/>
+          <w:szCs w:val="28"/>
+        </w:rPr>
+        <w:t>фолде</w:t>
+      </w:r>
+      <w:proofErr w:type="spellEnd"/>
+      <w:r>
+        <w:rPr>
+          <w:rFonts w:ascii="Times New Roman" w:hAnsi="Times New Roman" w:cs="Times New Roman"/>
+          <w:sz w:val="28"/>
+          <w:szCs w:val="28"/>
+        </w:rPr>
+        <w:t>;</w:t>
       </w:r>
     </w:p>
     <w:p>
@@ -929,7 +992,25 @@
           <w:sz w:val="28"/>
           <w:szCs w:val="28"/>
         </w:rPr>
-        <w:t>усредняется метрика качества по всем фолдам, затем выбирается лучшее значение C</w:t>
+        <w:t xml:space="preserve">усредняется метрика качества по всем </w:t>
+      </w:r>
+      <w:proofErr w:type="spellStart"/>
+      <w:r>
+        <w:rPr>
+          <w:rFonts w:ascii="Times New Roman" w:hAnsi="Times New Roman" w:cs="Times New Roman"/>
+          <w:sz w:val="28"/>
+          <w:szCs w:val="28"/>
+        </w:rPr>
+        <w:t>фолдам</w:t>
+      </w:r>
+      <w:proofErr w:type="spellEnd"/>
+      <w:r>
+        <w:rPr>
+          <w:rFonts w:ascii="Times New Roman" w:hAnsi="Times New Roman" w:cs="Times New Roman"/>
+          <w:sz w:val="28"/>
+          <w:szCs w:val="28"/>
+        </w:rPr>
+        <w:t>, затем выбирается лучшее значение C</w:t>
       </w:r>
       <w:r>
         <w:rPr>
@@ -1073,7 +1154,27 @@
           <w:szCs w:val="28"/>
           <w:lang w:val="ru-RU"/>
         </w:rPr>
-        <w:t>без регуляризации модель может слишком подстроиться под train (переобучиться)</w:t>
+        <w:t xml:space="preserve">без регуляризации модель может слишком подстроиться под </w:t>
+      </w:r>
+      <w:proofErr w:type="spellStart"/>
+      <w:r>
+        <w:rPr>
+          <w:rFonts w:ascii="Times New Roman" w:hAnsi="Times New Roman" w:cs="Times New Roman"/>
+          <w:sz w:val="28"/>
+          <w:szCs w:val="28"/>
+          <w:lang w:val="ru-RU"/>
+        </w:rPr>
+        <w:t>train</w:t>
+      </w:r>
+      <w:proofErr w:type="spellEnd"/>
+      <w:r>
+        <w:rPr>
+          <w:rFonts w:ascii="Times New Roman" w:hAnsi="Times New Roman" w:cs="Times New Roman"/>
+          <w:sz w:val="28"/>
+          <w:szCs w:val="28"/>
+          <w:lang w:val="ru-RU"/>
+        </w:rPr>
+        <w:t xml:space="preserve"> (переобучиться)</w:t>
       </w:r>
       <w:r>
         <w:rPr>
@@ -1862,6 +1963,7 @@
         </w:rPr>
         <w:t xml:space="preserve">для </w:t>
       </w:r>
+      <w:proofErr w:type="spellStart"/>
       <w:r>
         <w:rPr>
           <w:rFonts w:ascii="Times New Roman" w:hAnsi="Times New Roman" w:cs="Times New Roman"/>
@@ -1871,6 +1973,7 @@
         </w:rPr>
         <w:t>LogisticRegressionCV</w:t>
       </w:r>
+      <w:proofErr w:type="spellEnd"/>
       <w:r>
         <w:rPr>
           <w:rFonts w:ascii="Times New Roman" w:hAnsi="Times New Roman" w:cs="Times New Roman"/>
@@ -1918,15 +2021,37 @@
                 <w:lang w:val="ru-RU"/>
               </w:rPr>
             </w:pPr>
-            <w:r>
-              <w:rPr>
-                <w:rFonts w:ascii="Times New Roman" w:hAnsi="Times New Roman" w:cs="Times New Roman"/>
-                <w:sz w:val="28"/>
-                <w:szCs w:val="28"/>
-                <w:lang w:val="ru-RU"/>
-              </w:rPr>
-              <w:t>accuracy по фолдам</w:t>
-            </w:r>
+            <w:proofErr w:type="spellStart"/>
+            <w:r>
+              <w:rPr>
+                <w:rFonts w:ascii="Times New Roman" w:hAnsi="Times New Roman" w:cs="Times New Roman"/>
+                <w:sz w:val="28"/>
+                <w:szCs w:val="28"/>
+                <w:lang w:val="ru-RU"/>
+              </w:rPr>
+              <w:t>accuracy</w:t>
+            </w:r>
+            <w:proofErr w:type="spellEnd"/>
+            <w:r>
+              <w:rPr>
+                <w:rFonts w:ascii="Times New Roman" w:hAnsi="Times New Roman" w:cs="Times New Roman"/>
+                <w:sz w:val="28"/>
+                <w:szCs w:val="28"/>
+                <w:lang w:val="ru-RU"/>
+              </w:rPr>
+              <w:t xml:space="preserve"> по </w:t>
+            </w:r>
+            <w:proofErr w:type="spellStart"/>
+            <w:r>
+              <w:rPr>
+                <w:rFonts w:ascii="Times New Roman" w:hAnsi="Times New Roman" w:cs="Times New Roman"/>
+                <w:sz w:val="28"/>
+                <w:szCs w:val="28"/>
+                <w:lang w:val="ru-RU"/>
+              </w:rPr>
+              <w:t>фолдам</w:t>
+            </w:r>
+            <w:proofErr w:type="spellEnd"/>
             <w:r>
               <w:rPr>
                 <w:rFonts w:ascii="Times New Roman" w:hAnsi="Times New Roman" w:cs="Times New Roman"/>
@@ -2024,14 +2149,45 @@
                 <w:lang w:val="ru-RU"/>
               </w:rPr>
             </w:pPr>
-            <w:r>
-              <w:rPr>
-                <w:rFonts w:ascii="Times New Roman" w:hAnsi="Times New Roman" w:cs="Times New Roman"/>
-                <w:sz w:val="28"/>
-                <w:szCs w:val="28"/>
-                <w:lang w:val="ru-RU"/>
-              </w:rPr>
-              <w:t xml:space="preserve">accuracy по фолдам </w:t>
+            <w:proofErr w:type="spellStart"/>
+            <w:r>
+              <w:rPr>
+                <w:rFonts w:ascii="Times New Roman" w:hAnsi="Times New Roman" w:cs="Times New Roman"/>
+                <w:sz w:val="28"/>
+                <w:szCs w:val="28"/>
+                <w:lang w:val="ru-RU"/>
+              </w:rPr>
+              <w:t>accuracy</w:t>
+            </w:r>
+            <w:proofErr w:type="spellEnd"/>
+            <w:r>
+              <w:rPr>
+                <w:rFonts w:ascii="Times New Roman" w:hAnsi="Times New Roman" w:cs="Times New Roman"/>
+                <w:sz w:val="28"/>
+                <w:szCs w:val="28"/>
+                <w:lang w:val="ru-RU"/>
+              </w:rPr>
+              <w:t xml:space="preserve"> по </w:t>
+            </w:r>
+            <w:proofErr w:type="spellStart"/>
+            <w:r>
+              <w:rPr>
+                <w:rFonts w:ascii="Times New Roman" w:hAnsi="Times New Roman" w:cs="Times New Roman"/>
+                <w:sz w:val="28"/>
+                <w:szCs w:val="28"/>
+                <w:lang w:val="ru-RU"/>
+              </w:rPr>
+              <w:t>фолдам</w:t>
+            </w:r>
+            <w:proofErr w:type="spellEnd"/>
+            <w:r>
+              <w:rPr>
+                <w:rFonts w:ascii="Times New Roman" w:hAnsi="Times New Roman" w:cs="Times New Roman"/>
+                <w:sz w:val="28"/>
+                <w:szCs w:val="28"/>
+                <w:lang w:val="ru-RU"/>
+              </w:rPr>
+              <w:t xml:space="preserve"> </w:t>
             </w:r>
             <w:r>
               <w:rPr>
@@ -2120,6 +2276,7 @@
             <w:r>
               <w:rPr>
                 <w:rFonts w:ascii="Times New Roman" w:hAnsi="Times New Roman" w:cs="Times New Roman"/>
+                <w:noProof/>
                 <w:sz w:val="28"/>
                 <w:szCs w:val="28"/>
                 <w:lang w:val="ru-RU"/>
@@ -2186,7 +2343,27 @@
                 <w:szCs w:val="28"/>
                 <w:lang w:val="en-US"/>
               </w:rPr>
-              <w:t xml:space="preserve"> CV (LogisticRegressionCV), accuracy </w:t>
+              <w:t xml:space="preserve"> CV (</w:t>
+            </w:r>
+            <w:proofErr w:type="spellStart"/>
+            <w:r>
+              <w:rPr>
+                <w:rFonts w:ascii="Times New Roman" w:hAnsi="Times New Roman" w:cs="Times New Roman"/>
+                <w:sz w:val="28"/>
+                <w:szCs w:val="28"/>
+                <w:lang w:val="en-US"/>
+              </w:rPr>
+              <w:t>LogisticRegressionCV</w:t>
+            </w:r>
+            <w:proofErr w:type="spellEnd"/>
+            <w:r>
+              <w:rPr>
+                <w:rFonts w:ascii="Times New Roman" w:hAnsi="Times New Roman" w:cs="Times New Roman"/>
+                <w:sz w:val="28"/>
+                <w:szCs w:val="28"/>
+                <w:lang w:val="en-US"/>
+              </w:rPr>
+              <w:t xml:space="preserve">), accuracy </w:t>
             </w:r>
             <w:r>
               <w:rPr>
@@ -2206,6 +2383,7 @@
               </w:rPr>
               <w:t xml:space="preserve"> </w:t>
             </w:r>
+            <w:proofErr w:type="spellStart"/>
             <w:r>
               <w:rPr>
                 <w:rFonts w:ascii="Times New Roman" w:hAnsi="Times New Roman" w:cs="Times New Roman"/>
@@ -2215,6 +2393,7 @@
               </w:rPr>
               <w:t>фолдам</w:t>
             </w:r>
+            <w:proofErr w:type="spellEnd"/>
             <w:r>
               <w:rPr>
                 <w:rFonts w:ascii="Times New Roman" w:hAnsi="Times New Roman" w:cs="Times New Roman"/>
@@ -2332,7 +2511,47 @@
                 <w:szCs w:val="28"/>
                 <w:lang w:val="ru-RU"/>
               </w:rPr>
-              <w:t>Средняя accuracy: 0.7342, std: 0.0389</w:t>
+              <w:t xml:space="preserve">Средняя </w:t>
+            </w:r>
+            <w:proofErr w:type="spellStart"/>
+            <w:r>
+              <w:rPr>
+                <w:rFonts w:ascii="Times New Roman" w:hAnsi="Times New Roman" w:cs="Times New Roman"/>
+                <w:sz w:val="28"/>
+                <w:szCs w:val="28"/>
+                <w:lang w:val="ru-RU"/>
+              </w:rPr>
+              <w:t>accuracy</w:t>
+            </w:r>
+            <w:proofErr w:type="spellEnd"/>
+            <w:r>
+              <w:rPr>
+                <w:rFonts w:ascii="Times New Roman" w:hAnsi="Times New Roman" w:cs="Times New Roman"/>
+                <w:sz w:val="28"/>
+                <w:szCs w:val="28"/>
+                <w:lang w:val="ru-RU"/>
+              </w:rPr>
+              <w:t xml:space="preserve">: 0.7342, </w:t>
+            </w:r>
+            <w:proofErr w:type="spellStart"/>
+            <w:r>
+              <w:rPr>
+                <w:rFonts w:ascii="Times New Roman" w:hAnsi="Times New Roman" w:cs="Times New Roman"/>
+                <w:sz w:val="28"/>
+                <w:szCs w:val="28"/>
+                <w:lang w:val="ru-RU"/>
+              </w:rPr>
+              <w:t>std</w:t>
+            </w:r>
+            <w:proofErr w:type="spellEnd"/>
+            <w:r>
+              <w:rPr>
+                <w:rFonts w:ascii="Times New Roman" w:hAnsi="Times New Roman" w:cs="Times New Roman"/>
+                <w:sz w:val="28"/>
+                <w:szCs w:val="28"/>
+                <w:lang w:val="ru-RU"/>
+              </w:rPr>
+              <w:t>: 0.0389</w:t>
             </w:r>
           </w:p>
         </w:tc>
@@ -2352,6 +2571,7 @@
             <w:r>
               <w:rPr>
                 <w:rFonts w:ascii="Times New Roman" w:hAnsi="Times New Roman" w:cs="Times New Roman"/>
+                <w:noProof/>
                 <w:sz w:val="28"/>
                 <w:szCs w:val="28"/>
                 <w:lang w:val="ru-RU"/>
@@ -2418,7 +2638,27 @@
                 <w:szCs w:val="28"/>
                 <w:lang w:val="en-US"/>
               </w:rPr>
-              <w:t xml:space="preserve"> CV (LogisticRegressionCV), accuracy </w:t>
+              <w:t xml:space="preserve"> CV (</w:t>
+            </w:r>
+            <w:proofErr w:type="spellStart"/>
+            <w:r>
+              <w:rPr>
+                <w:rFonts w:ascii="Times New Roman" w:hAnsi="Times New Roman" w:cs="Times New Roman"/>
+                <w:sz w:val="28"/>
+                <w:szCs w:val="28"/>
+                <w:lang w:val="en-US"/>
+              </w:rPr>
+              <w:t>LogisticRegressionCV</w:t>
+            </w:r>
+            <w:proofErr w:type="spellEnd"/>
+            <w:r>
+              <w:rPr>
+                <w:rFonts w:ascii="Times New Roman" w:hAnsi="Times New Roman" w:cs="Times New Roman"/>
+                <w:sz w:val="28"/>
+                <w:szCs w:val="28"/>
+                <w:lang w:val="en-US"/>
+              </w:rPr>
+              <w:t xml:space="preserve">), accuracy </w:t>
             </w:r>
             <w:r>
               <w:rPr>
@@ -2438,6 +2678,7 @@
               </w:rPr>
               <w:t xml:space="preserve"> </w:t>
             </w:r>
+            <w:proofErr w:type="spellStart"/>
             <w:r>
               <w:rPr>
                 <w:rFonts w:ascii="Times New Roman" w:hAnsi="Times New Roman" w:cs="Times New Roman"/>
@@ -2447,6 +2688,7 @@
               </w:rPr>
               <w:t>фолдам</w:t>
             </w:r>
+            <w:proofErr w:type="spellEnd"/>
             <w:r>
               <w:rPr>
                 <w:rFonts w:ascii="Times New Roman" w:hAnsi="Times New Roman" w:cs="Times New Roman"/>
@@ -2619,7 +2861,47 @@
                 <w:szCs w:val="28"/>
                 <w:lang w:val="ru-RU"/>
               </w:rPr>
-              <w:t>Средняя accuracy: 0.5089, std: 0.0469</w:t>
+              <w:t xml:space="preserve">Средняя </w:t>
+            </w:r>
+            <w:proofErr w:type="spellStart"/>
+            <w:r>
+              <w:rPr>
+                <w:rFonts w:ascii="Times New Roman" w:hAnsi="Times New Roman" w:cs="Times New Roman"/>
+                <w:sz w:val="28"/>
+                <w:szCs w:val="28"/>
+                <w:lang w:val="ru-RU"/>
+              </w:rPr>
+              <w:t>accuracy</w:t>
+            </w:r>
+            <w:proofErr w:type="spellEnd"/>
+            <w:r>
+              <w:rPr>
+                <w:rFonts w:ascii="Times New Roman" w:hAnsi="Times New Roman" w:cs="Times New Roman"/>
+                <w:sz w:val="28"/>
+                <w:szCs w:val="28"/>
+                <w:lang w:val="ru-RU"/>
+              </w:rPr>
+              <w:t xml:space="preserve">: 0.5089, </w:t>
+            </w:r>
+            <w:proofErr w:type="spellStart"/>
+            <w:r>
+              <w:rPr>
+                <w:rFonts w:ascii="Times New Roman" w:hAnsi="Times New Roman" w:cs="Times New Roman"/>
+                <w:sz w:val="28"/>
+                <w:szCs w:val="28"/>
+                <w:lang w:val="ru-RU"/>
+              </w:rPr>
+              <w:t>std</w:t>
+            </w:r>
+            <w:proofErr w:type="spellEnd"/>
+            <w:r>
+              <w:rPr>
+                <w:rFonts w:ascii="Times New Roman" w:hAnsi="Times New Roman" w:cs="Times New Roman"/>
+                <w:sz w:val="28"/>
+                <w:szCs w:val="28"/>
+                <w:lang w:val="ru-RU"/>
+              </w:rPr>
+              <w:t>: 0.0469</w:t>
             </w:r>
           </w:p>
         </w:tc>
@@ -2693,25 +2975,43 @@
                 <w:szCs w:val="28"/>
                 <w:lang w:val="ru-RU"/>
               </w:rPr>
-              <w:t>Отчет классификации (</w:t>
-            </w:r>
-            <w:r>
-              <w:rPr>
-                <w:rFonts w:ascii="Times New Roman" w:hAnsi="Times New Roman" w:cs="Times New Roman"/>
-                <w:sz w:val="28"/>
-                <w:szCs w:val="28"/>
-                <w:lang w:val="en-US"/>
-              </w:rPr>
-              <w:t>test</w:t>
-            </w:r>
-            <w:r>
-              <w:rPr>
-                <w:rFonts w:ascii="Times New Roman" w:hAnsi="Times New Roman" w:cs="Times New Roman"/>
-                <w:sz w:val="28"/>
-                <w:szCs w:val="28"/>
-                <w:lang w:val="en-US"/>
-              </w:rPr>
-              <w:t>)</w:t>
+              <w:t>Отчет</w:t>
+            </w:r>
+            <w:r>
+              <w:rPr>
+                <w:rFonts w:ascii="Times New Roman" w:hAnsi="Times New Roman" w:cs="Times New Roman"/>
+                <w:sz w:val="28"/>
+                <w:szCs w:val="28"/>
+                <w:lang w:val="en-US"/>
+              </w:rPr>
+              <w:t xml:space="preserve"> </w:t>
+            </w:r>
+            <w:r>
+              <w:rPr>
+                <w:rFonts w:ascii="Times New Roman" w:hAnsi="Times New Roman" w:cs="Times New Roman"/>
+                <w:sz w:val="28"/>
+                <w:szCs w:val="28"/>
+                <w:lang w:val="ru-RU"/>
+              </w:rPr>
+              <w:t>классификации</w:t>
+            </w:r>
+            <w:r>
+              <w:rPr>
+                <w:rFonts w:ascii="Times New Roman" w:hAnsi="Times New Roman" w:cs="Times New Roman"/>
+                <w:sz w:val="28"/>
+                <w:szCs w:val="28"/>
+                <w:lang w:val="en-US"/>
+              </w:rPr>
+              <w:t xml:space="preserve"> (</w:t>
+            </w:r>
+            <w:r>
+              <w:rPr>
+                <w:rFonts w:ascii="Times New Roman" w:hAnsi="Times New Roman" w:cs="Times New Roman"/>
+                <w:sz w:val="28"/>
+                <w:szCs w:val="28"/>
+                <w:lang w:val="en-US"/>
+              </w:rPr>
+              <w:t>test)</w:t>
             </w:r>
           </w:p>
           <w:p>
@@ -2775,7 +3075,27 @@
                 <w:szCs w:val="28"/>
                 <w:lang w:val="en-US"/>
               </w:rPr>
-              <w:t>disease_sample_submission.csv, столбец Y)</w:t>
+              <w:t xml:space="preserve">disease_sample_submission.csv, </w:t>
+            </w:r>
+            <w:proofErr w:type="spellStart"/>
+            <w:r>
+              <w:rPr>
+                <w:rFonts w:ascii="Times New Roman" w:hAnsi="Times New Roman" w:cs="Times New Roman"/>
+                <w:sz w:val="28"/>
+                <w:szCs w:val="28"/>
+                <w:lang w:val="en-US"/>
+              </w:rPr>
+              <w:t>столбец</w:t>
+            </w:r>
+            <w:proofErr w:type="spellEnd"/>
+            <w:r>
+              <w:rPr>
+                <w:rFonts w:ascii="Times New Roman" w:hAnsi="Times New Roman" w:cs="Times New Roman"/>
+                <w:sz w:val="28"/>
+                <w:szCs w:val="28"/>
+                <w:lang w:val="en-US"/>
+              </w:rPr>
+              <w:t xml:space="preserve"> Y)</w:t>
             </w:r>
           </w:p>
         </w:tc>
@@ -2850,7 +3170,27 @@
                 <w:szCs w:val="28"/>
                 <w:lang w:val="en-US"/>
               </w:rPr>
-              <w:t xml:space="preserve">              precision    recall  f1-score   support</w:t>
+              <w:t xml:space="preserve">              precision    </w:t>
+            </w:r>
+            <w:proofErr w:type="gramStart"/>
+            <w:r>
+              <w:rPr>
+                <w:rFonts w:ascii="Times New Roman" w:hAnsi="Times New Roman" w:cs="Times New Roman"/>
+                <w:sz w:val="28"/>
+                <w:szCs w:val="28"/>
+                <w:lang w:val="en-US"/>
+              </w:rPr>
+              <w:t>recall  f</w:t>
+            </w:r>
+            <w:proofErr w:type="gramEnd"/>
+            <w:r>
+              <w:rPr>
+                <w:rFonts w:ascii="Times New Roman" w:hAnsi="Times New Roman" w:cs="Times New Roman"/>
+                <w:sz w:val="28"/>
+                <w:szCs w:val="28"/>
+                <w:lang w:val="en-US"/>
+              </w:rPr>
+              <w:t>1-score   support</w:t>
             </w:r>
           </w:p>
           <w:p>
@@ -3035,7 +3375,27 @@
                 <w:szCs w:val="28"/>
                 <w:lang w:val="en-US"/>
               </w:rPr>
-              <w:t xml:space="preserve">              precision    recall  f1-score   support</w:t>
+              <w:t xml:space="preserve">              precision    </w:t>
+            </w:r>
+            <w:proofErr w:type="gramStart"/>
+            <w:r>
+              <w:rPr>
+                <w:rFonts w:ascii="Times New Roman" w:hAnsi="Times New Roman" w:cs="Times New Roman"/>
+                <w:sz w:val="28"/>
+                <w:szCs w:val="28"/>
+                <w:lang w:val="en-US"/>
+              </w:rPr>
+              <w:t>recall  f</w:t>
+            </w:r>
+            <w:proofErr w:type="gramEnd"/>
+            <w:r>
+              <w:rPr>
+                <w:rFonts w:ascii="Times New Roman" w:hAnsi="Times New Roman" w:cs="Times New Roman"/>
+                <w:sz w:val="28"/>
+                <w:szCs w:val="28"/>
+                <w:lang w:val="en-US"/>
+              </w:rPr>
+              <w:t>1-score   support</w:t>
             </w:r>
           </w:p>
           <w:p>
@@ -3172,7 +3532,7 @@
           <w:rFonts w:ascii="Times New Roman" w:hAnsi="Times New Roman" w:cs="Times New Roman"/>
           <w:sz w:val="28"/>
           <w:szCs w:val="28"/>
-          <w:lang w:val="ru-RU"/>
+          <w:lang w:val="en-US"/>
         </w:rPr>
       </w:pPr>
     </w:p>
@@ -3245,7 +3605,34 @@
                 <w:szCs w:val="28"/>
                 <w:lang w:val="ru-RU"/>
               </w:rPr>
-              <w:t>Матрица ошибок (</w:t>
+              <w:t>Матрица</w:t>
+            </w:r>
+            <w:r>
+              <w:rPr>
+                <w:rFonts w:ascii="Times New Roman" w:hAnsi="Times New Roman" w:cs="Times New Roman"/>
+                <w:sz w:val="28"/>
+                <w:szCs w:val="28"/>
+                <w:lang w:val="en-US"/>
+              </w:rPr>
+              <w:t xml:space="preserve"> </w:t>
+            </w:r>
+            <w:r>
+              <w:rPr>
+                <w:rFonts w:ascii="Times New Roman" w:hAnsi="Times New Roman" w:cs="Times New Roman"/>
+                <w:sz w:val="28"/>
+                <w:szCs w:val="28"/>
+                <w:lang w:val="ru-RU"/>
+              </w:rPr>
+              <w:t>ошибок</w:t>
+            </w:r>
+            <w:r>
+              <w:rPr>
+                <w:rFonts w:ascii="Times New Roman" w:hAnsi="Times New Roman" w:cs="Times New Roman"/>
+                <w:sz w:val="28"/>
+                <w:szCs w:val="28"/>
+                <w:lang w:val="en-US"/>
+              </w:rPr>
+              <w:t xml:space="preserve"> (</w:t>
             </w:r>
             <w:r>
               <w:rPr>
@@ -3318,7 +3705,27 @@
                 <w:szCs w:val="28"/>
                 <w:lang w:val="en-US"/>
               </w:rPr>
-              <w:t>disease_sample_submission.csv, столбец Y)</w:t>
+              <w:t xml:space="preserve">disease_sample_submission.csv, </w:t>
+            </w:r>
+            <w:proofErr w:type="spellStart"/>
+            <w:r>
+              <w:rPr>
+                <w:rFonts w:ascii="Times New Roman" w:hAnsi="Times New Roman" w:cs="Times New Roman"/>
+                <w:sz w:val="28"/>
+                <w:szCs w:val="28"/>
+                <w:lang w:val="en-US"/>
+              </w:rPr>
+              <w:t>столбец</w:t>
+            </w:r>
+            <w:proofErr w:type="spellEnd"/>
+            <w:r>
+              <w:rPr>
+                <w:rFonts w:ascii="Times New Roman" w:hAnsi="Times New Roman" w:cs="Times New Roman"/>
+                <w:sz w:val="28"/>
+                <w:szCs w:val="28"/>
+                <w:lang w:val="en-US"/>
+              </w:rPr>
+              <w:t xml:space="preserve"> Y)</w:t>
             </w:r>
           </w:p>
         </w:tc>
@@ -3343,6 +3750,7 @@
             <w:r>
               <w:rPr>
                 <w:rFonts w:ascii="Times New Roman" w:hAnsi="Times New Roman" w:cs="Times New Roman"/>
+                <w:noProof/>
                 <w:sz w:val="28"/>
                 <w:szCs w:val="28"/>
                 <w:lang w:val="ru-RU"/>
@@ -3401,6 +3809,7 @@
             <w:r>
               <w:rPr>
                 <w:rFonts w:ascii="Times New Roman" w:hAnsi="Times New Roman" w:cs="Times New Roman"/>
+                <w:noProof/>
                 <w:sz w:val="28"/>
                 <w:szCs w:val="28"/>
                 <w:lang w:val="ru-RU"/>
@@ -3447,7 +3856,6 @@
     </w:tbl>
     <w:p>
       <w:pPr>
-        <w:jc w:val="center"/>
         <w:rPr>
           <w:rFonts w:ascii="Times New Roman" w:hAnsi="Times New Roman" w:cs="Times New Roman"/>
           <w:sz w:val="28"/>
@@ -3458,40 +3866,379 @@
     </w:p>
     <w:p>
       <w:pPr>
-        <w:rPr>
-          <w:rFonts w:ascii="Times New Roman" w:hAnsi="Times New Roman" w:cs="Times New Roman"/>
-          <w:sz w:val="28"/>
-          <w:szCs w:val="28"/>
-          <w:lang w:val="ru-RU"/>
-        </w:rPr>
-      </w:pPr>
-      <w:r>
-        <w:rPr>
-          <w:rFonts w:ascii="Times New Roman" w:hAnsi="Times New Roman" w:cs="Times New Roman"/>
-          <w:sz w:val="28"/>
-          <w:szCs w:val="28"/>
-          <w:lang w:val="ru-RU"/>
-        </w:rPr>
-        <w:t>Важность фичей</w:t>
+        <w:spacing w:after="160" w:line="259" w:lineRule="auto"/>
+        <w:rPr>
+          <w:rFonts w:ascii="Times New Roman" w:hAnsi="Times New Roman" w:cs="Times New Roman"/>
+          <w:sz w:val="28"/>
+          <w:szCs w:val="28"/>
+          <w:lang w:val="ru-RU"/>
+        </w:rPr>
+      </w:pPr>
+      <w:r>
+        <w:rPr>
+          <w:rFonts w:ascii="Times New Roman" w:hAnsi="Times New Roman" w:cs="Times New Roman"/>
+          <w:sz w:val="28"/>
+          <w:szCs w:val="28"/>
+          <w:lang w:val="ru-RU"/>
+        </w:rPr>
+        <w:br w:type="page"/>
+      </w:r>
+      <w:r>
+        <w:rPr>
+          <w:rFonts w:ascii="Times New Roman" w:hAnsi="Times New Roman" w:cs="Times New Roman"/>
+          <w:b/>
+          <w:bCs/>
+          <w:sz w:val="40"/>
+          <w:szCs w:val="40"/>
+          <w:lang w:val="ru-RU"/>
+        </w:rPr>
+        <w:lastRenderedPageBreak/>
+        <w:t>Задача на классификацию</w:t>
+      </w:r>
+    </w:p>
+    <w:p>
+      <w:pPr>
+        <w:ind w:firstLine="360"/>
+        <w:rPr>
+          <w:rFonts w:ascii="Times New Roman" w:hAnsi="Times New Roman" w:cs="Times New Roman"/>
+          <w:sz w:val="28"/>
+          <w:szCs w:val="28"/>
+          <w:lang w:val="ru-RU"/>
+        </w:rPr>
+      </w:pPr>
+      <w:r>
+        <w:rPr>
+          <w:rFonts w:ascii="Times New Roman" w:hAnsi="Times New Roman" w:cs="Times New Roman"/>
+          <w:sz w:val="28"/>
+          <w:szCs w:val="28"/>
+          <w:lang w:val="ru-RU"/>
+        </w:rPr>
+        <w:t>Для поверки</w:t>
+      </w:r>
+      <w:r>
+        <w:rPr>
+          <w:rFonts w:ascii="Times New Roman" w:hAnsi="Times New Roman" w:cs="Times New Roman"/>
+          <w:sz w:val="28"/>
+          <w:szCs w:val="28"/>
+          <w:lang w:val="ru-RU"/>
+        </w:rPr>
+        <w:t xml:space="preserve">, </w:t>
+      </w:r>
+      <w:r>
+        <w:rPr>
+          <w:rFonts w:ascii="Times New Roman" w:hAnsi="Times New Roman" w:cs="Times New Roman"/>
+          <w:sz w:val="28"/>
+          <w:szCs w:val="28"/>
+          <w:lang w:val="ru-RU"/>
+        </w:rPr>
+        <w:t>что классификатор правильно настроен и работает</w:t>
+      </w:r>
+      <w:r>
+        <w:rPr>
+          <w:rFonts w:ascii="Times New Roman" w:hAnsi="Times New Roman" w:cs="Times New Roman"/>
+          <w:sz w:val="28"/>
+          <w:szCs w:val="28"/>
+          <w:lang w:val="ru-RU"/>
+        </w:rPr>
+        <w:t xml:space="preserve">, </w:t>
+      </w:r>
+      <w:r>
+        <w:rPr>
+          <w:rFonts w:ascii="Times New Roman" w:hAnsi="Times New Roman" w:cs="Times New Roman"/>
+          <w:sz w:val="28"/>
+          <w:szCs w:val="28"/>
+          <w:lang w:val="ru-RU"/>
+        </w:rPr>
+        <w:t>было принято решение попробовать его на новом датасете.</w:t>
+      </w:r>
+    </w:p>
+    <w:p>
+      <w:pPr>
+        <w:numPr>
+          <w:ilvl w:val="0"/>
+          <w:numId w:val="14"/>
+        </w:numPr>
+        <w:rPr>
+          <w:rFonts w:ascii="Times New Roman" w:hAnsi="Times New Roman" w:cs="Times New Roman"/>
+          <w:sz w:val="28"/>
+          <w:szCs w:val="28"/>
+          <w:lang w:val="ru-RU"/>
+        </w:rPr>
+      </w:pPr>
+      <w:r>
+        <w:rPr>
+          <w:rFonts w:ascii="Times New Roman" w:hAnsi="Times New Roman" w:cs="Times New Roman"/>
+          <w:b/>
+          <w:bCs/>
+          <w:sz w:val="28"/>
+          <w:szCs w:val="28"/>
+          <w:lang w:val="ru-RU"/>
+        </w:rPr>
+        <w:t>Задача:</w:t>
+      </w:r>
+      <w:r>
+        <w:rPr>
+          <w:rFonts w:ascii="Times New Roman" w:hAnsi="Times New Roman" w:cs="Times New Roman"/>
+          <w:sz w:val="28"/>
+          <w:szCs w:val="28"/>
+          <w:lang w:val="ru-RU"/>
+        </w:rPr>
+        <w:t> бинарная классификация пациента:</w:t>
+      </w:r>
+    </w:p>
+    <w:p>
+      <w:pPr>
+        <w:numPr>
+          <w:ilvl w:val="1"/>
+          <w:numId w:val="14"/>
+        </w:numPr>
+        <w:rPr>
+          <w:rFonts w:ascii="Times New Roman" w:hAnsi="Times New Roman" w:cs="Times New Roman"/>
+          <w:sz w:val="28"/>
+          <w:szCs w:val="28"/>
+          <w:lang w:val="ru-RU"/>
+        </w:rPr>
+      </w:pPr>
+      <w:r>
+        <w:rPr>
+          <w:rFonts w:ascii="Times New Roman" w:hAnsi="Times New Roman" w:cs="Times New Roman"/>
+          <w:sz w:val="28"/>
+          <w:szCs w:val="28"/>
+          <w:lang w:val="ru-RU"/>
+        </w:rPr>
+        <w:t>0 — нормальное состояние</w:t>
+      </w:r>
+    </w:p>
+    <w:p>
+      <w:pPr>
+        <w:numPr>
+          <w:ilvl w:val="1"/>
+          <w:numId w:val="14"/>
+        </w:numPr>
+        <w:rPr>
+          <w:rFonts w:ascii="Times New Roman" w:hAnsi="Times New Roman" w:cs="Times New Roman"/>
+          <w:sz w:val="28"/>
+          <w:szCs w:val="28"/>
+          <w:lang w:val="ru-RU"/>
+        </w:rPr>
+      </w:pPr>
+      <w:r>
+        <w:rPr>
+          <w:rFonts w:ascii="Times New Roman" w:hAnsi="Times New Roman" w:cs="Times New Roman"/>
+          <w:sz w:val="28"/>
+          <w:szCs w:val="28"/>
+          <w:lang w:val="ru-RU"/>
+        </w:rPr>
+        <w:t>1 — аномалия/патология</w:t>
+      </w:r>
+    </w:p>
+    <w:p>
+      <w:pPr>
+        <w:numPr>
+          <w:ilvl w:val="0"/>
+          <w:numId w:val="14"/>
+        </w:numPr>
+        <w:rPr>
+          <w:rFonts w:ascii="Times New Roman" w:hAnsi="Times New Roman" w:cs="Times New Roman"/>
+          <w:sz w:val="28"/>
+          <w:szCs w:val="28"/>
+          <w:lang w:val="ru-RU"/>
+        </w:rPr>
+      </w:pPr>
+      <w:r>
+        <w:rPr>
+          <w:rFonts w:ascii="Times New Roman" w:hAnsi="Times New Roman" w:cs="Times New Roman"/>
+          <w:b/>
+          <w:bCs/>
+          <w:sz w:val="28"/>
+          <w:szCs w:val="28"/>
+          <w:lang w:val="ru-RU"/>
+        </w:rPr>
+        <w:t>Признаки:</w:t>
+      </w:r>
+      <w:r>
+        <w:rPr>
+          <w:rFonts w:ascii="Times New Roman" w:hAnsi="Times New Roman" w:cs="Times New Roman"/>
+          <w:sz w:val="28"/>
+          <w:szCs w:val="28"/>
+          <w:lang w:val="ru-RU"/>
+        </w:rPr>
+        <w:t> 22 бинарных признака (</w:t>
+      </w:r>
+      <w:r>
+        <w:rPr>
+          <w:rFonts w:ascii="Times New Roman" w:hAnsi="Times New Roman" w:cs="Times New Roman"/>
+          <w:sz w:val="28"/>
+          <w:szCs w:val="28"/>
+          <w:lang w:val="en-US"/>
+        </w:rPr>
+        <w:t>X</w:t>
+      </w:r>
+      <w:r>
+        <w:rPr>
+          <w:rFonts w:ascii="Times New Roman" w:hAnsi="Times New Roman" w:cs="Times New Roman"/>
+          <w:sz w:val="28"/>
+          <w:szCs w:val="28"/>
+          <w:lang w:val="ru-RU"/>
+        </w:rPr>
+        <w:t xml:space="preserve">1 ... </w:t>
+      </w:r>
+      <w:r>
+        <w:rPr>
+          <w:rFonts w:ascii="Times New Roman" w:hAnsi="Times New Roman" w:cs="Times New Roman"/>
+          <w:sz w:val="28"/>
+          <w:szCs w:val="28"/>
+          <w:lang w:val="en-US"/>
+        </w:rPr>
+        <w:t>X</w:t>
+      </w:r>
+      <w:r>
+        <w:rPr>
+          <w:rFonts w:ascii="Times New Roman" w:hAnsi="Times New Roman" w:cs="Times New Roman"/>
+          <w:sz w:val="28"/>
+          <w:szCs w:val="28"/>
+          <w:lang w:val="ru-RU"/>
+        </w:rPr>
+        <w:t>22) + целевая метка </w:t>
+      </w:r>
+      <w:r>
+        <w:rPr>
+          <w:rFonts w:ascii="Times New Roman" w:hAnsi="Times New Roman" w:cs="Times New Roman"/>
+          <w:sz w:val="28"/>
+          <w:szCs w:val="28"/>
+          <w:lang w:val="en-US"/>
+        </w:rPr>
+        <w:t>Y</w:t>
+      </w:r>
+      <w:r>
+        <w:rPr>
+          <w:rFonts w:ascii="Times New Roman" w:hAnsi="Times New Roman" w:cs="Times New Roman"/>
+          <w:sz w:val="28"/>
+          <w:szCs w:val="28"/>
+          <w:lang w:val="ru-RU"/>
+        </w:rPr>
+        <w:t>.</w:t>
+      </w:r>
+    </w:p>
+    <w:p>
+      <w:pPr>
+        <w:rPr>
+          <w:rFonts w:ascii="Times New Roman" w:hAnsi="Times New Roman" w:cs="Times New Roman"/>
+          <w:b/>
+          <w:bCs/>
+          <w:sz w:val="40"/>
+          <w:szCs w:val="40"/>
+          <w:lang w:val="ru-RU"/>
+        </w:rPr>
+      </w:pPr>
+      <w:r>
+        <w:rPr>
+          <w:rFonts w:ascii="Times New Roman" w:hAnsi="Times New Roman" w:cs="Times New Roman"/>
+          <w:b/>
+          <w:bCs/>
+          <w:sz w:val="40"/>
+          <w:szCs w:val="40"/>
+          <w:lang w:val="ru-RU"/>
+        </w:rPr>
+        <w:t>Результат выполнения</w:t>
+      </w:r>
+    </w:p>
+    <w:p>
+      <w:pPr>
+        <w:rPr>
+          <w:rFonts w:ascii="Times New Roman" w:hAnsi="Times New Roman" w:cs="Times New Roman"/>
+          <w:sz w:val="28"/>
+          <w:szCs w:val="28"/>
+          <w:lang w:val="ru-RU"/>
+        </w:rPr>
+      </w:pPr>
+      <w:r>
+        <w:rPr>
+          <w:rFonts w:ascii="Times New Roman" w:hAnsi="Times New Roman" w:cs="Times New Roman"/>
+          <w:sz w:val="28"/>
+          <w:szCs w:val="28"/>
+          <w:lang w:val="ru-RU"/>
+        </w:rPr>
+        <w:t xml:space="preserve">В качестве параметра </w:t>
+      </w:r>
+      <w:r>
+        <w:rPr>
+          <w:rFonts w:ascii="Times New Roman" w:hAnsi="Times New Roman" w:cs="Times New Roman"/>
+          <w:sz w:val="28"/>
+          <w:szCs w:val="28"/>
+          <w:lang w:val="en-US"/>
+        </w:rPr>
+        <w:t>k</w:t>
+      </w:r>
+      <w:r>
+        <w:rPr>
+          <w:rFonts w:ascii="Times New Roman" w:hAnsi="Times New Roman" w:cs="Times New Roman"/>
+          <w:sz w:val="28"/>
+          <w:szCs w:val="28"/>
+          <w:lang w:val="ru-RU"/>
+        </w:rPr>
+        <w:t xml:space="preserve"> </w:t>
+      </w:r>
+      <w:r>
+        <w:rPr>
+          <w:rFonts w:ascii="Times New Roman" w:hAnsi="Times New Roman" w:cs="Times New Roman"/>
+          <w:sz w:val="28"/>
+          <w:szCs w:val="28"/>
+          <w:lang w:val="ru-RU"/>
+        </w:rPr>
+        <w:t xml:space="preserve">для </w:t>
+      </w:r>
+      <w:proofErr w:type="spellStart"/>
+      <w:r>
+        <w:rPr>
+          <w:rFonts w:ascii="Times New Roman" w:hAnsi="Times New Roman" w:cs="Times New Roman"/>
+          <w:sz w:val="28"/>
+          <w:szCs w:val="28"/>
+          <w:lang w:val="en-US"/>
+        </w:rPr>
+        <w:t>LogisticRegressionCV</w:t>
+      </w:r>
+      <w:proofErr w:type="spellEnd"/>
+      <w:r>
+        <w:rPr>
+          <w:rFonts w:ascii="Times New Roman" w:hAnsi="Times New Roman" w:cs="Times New Roman"/>
+          <w:sz w:val="28"/>
+          <w:szCs w:val="28"/>
+          <w:lang w:val="ru-RU"/>
+        </w:rPr>
+        <w:t xml:space="preserve"> </w:t>
+      </w:r>
+      <w:r>
+        <w:rPr>
+          <w:rFonts w:ascii="Times New Roman" w:hAnsi="Times New Roman" w:cs="Times New Roman"/>
+          <w:sz w:val="28"/>
+          <w:szCs w:val="28"/>
+          <w:lang w:val="ru-RU"/>
+        </w:rPr>
+        <w:t>было выбрано – 10</w:t>
       </w:r>
     </w:p>
     <w:tbl>
       <w:tblPr>
         <w:tblStyle w:val="ac"/>
-        <w:tblW w:w="0" w:type="auto"/>
+        <w:tblW w:w="11751" w:type="dxa"/>
+        <w:tblInd w:w="-1613" w:type="dxa"/>
         <w:tblLook w:val="04A0" w:firstRow="1" w:lastRow="0" w:firstColumn="1" w:lastColumn="0" w:noHBand="0" w:noVBand="1"/>
       </w:tblPr>
       <w:tblGrid>
-        <w:gridCol w:w="9345"/>
+        <w:gridCol w:w="6046"/>
+        <w:gridCol w:w="6228"/>
       </w:tblGrid>
       <w:tr>
+        <w:trPr>
+          <w:trHeight w:val="934"/>
+        </w:trPr>
         <w:tc>
           <w:tcPr>
-            <w:tcW w:w="9345" w:type="dxa"/>
+            <w:tcW w:w="5954" w:type="dxa"/>
           </w:tcPr>
           <w:p>
             <w:pPr>
-              <w:jc w:val="center"/>
               <w:rPr>
                 <w:rFonts w:ascii="Times New Roman" w:hAnsi="Times New Roman" w:cs="Times New Roman"/>
                 <w:sz w:val="28"/>
@@ -3499,18 +4246,271 @@
                 <w:lang w:val="ru-RU"/>
               </w:rPr>
             </w:pPr>
-            <w:r>
-              <w:rPr>
-                <w:rFonts w:ascii="Times New Roman" w:hAnsi="Times New Roman" w:cs="Times New Roman"/>
-                <w:sz w:val="28"/>
-                <w:szCs w:val="28"/>
-                <w:lang w:val="ru-RU"/>
+            <w:proofErr w:type="spellStart"/>
+            <w:r>
+              <w:rPr>
+                <w:rFonts w:ascii="Times New Roman" w:hAnsi="Times New Roman" w:cs="Times New Roman"/>
+                <w:sz w:val="28"/>
+                <w:szCs w:val="28"/>
+                <w:lang w:val="ru-RU"/>
+              </w:rPr>
+              <w:t>accuracy</w:t>
+            </w:r>
+            <w:proofErr w:type="spellEnd"/>
+            <w:r>
+              <w:rPr>
+                <w:rFonts w:ascii="Times New Roman" w:hAnsi="Times New Roman" w:cs="Times New Roman"/>
+                <w:sz w:val="28"/>
+                <w:szCs w:val="28"/>
+                <w:lang w:val="ru-RU"/>
+              </w:rPr>
+              <w:t xml:space="preserve"> по </w:t>
+            </w:r>
+            <w:proofErr w:type="spellStart"/>
+            <w:r>
+              <w:rPr>
+                <w:rFonts w:ascii="Times New Roman" w:hAnsi="Times New Roman" w:cs="Times New Roman"/>
+                <w:sz w:val="28"/>
+                <w:szCs w:val="28"/>
+                <w:lang w:val="ru-RU"/>
+              </w:rPr>
+              <w:t>фолдам</w:t>
+            </w:r>
+            <w:proofErr w:type="spellEnd"/>
+            <w:r>
+              <w:rPr>
+                <w:rFonts w:ascii="Times New Roman" w:hAnsi="Times New Roman" w:cs="Times New Roman"/>
+                <w:sz w:val="28"/>
+                <w:szCs w:val="28"/>
+                <w:lang w:val="ru-RU"/>
+              </w:rPr>
+              <w:t xml:space="preserve"> </w:t>
+            </w:r>
+            <w:r>
+              <w:rPr>
+                <w:rFonts w:ascii="Times New Roman" w:hAnsi="Times New Roman" w:cs="Times New Roman"/>
+                <w:sz w:val="28"/>
+                <w:szCs w:val="28"/>
+                <w:lang w:val="ru-RU"/>
+              </w:rPr>
+              <w:t>в</w:t>
+            </w:r>
+            <w:r>
+              <w:rPr>
+                <w:rFonts w:ascii="Times New Roman" w:hAnsi="Times New Roman" w:cs="Times New Roman"/>
+                <w:sz w:val="28"/>
+                <w:szCs w:val="28"/>
+                <w:lang w:val="ru-RU"/>
+              </w:rPr>
+              <w:t>нутренн</w:t>
+            </w:r>
+            <w:r>
+              <w:rPr>
+                <w:rFonts w:ascii="Times New Roman" w:hAnsi="Times New Roman" w:cs="Times New Roman"/>
+                <w:sz w:val="28"/>
+                <w:szCs w:val="28"/>
+                <w:lang w:val="ru-RU"/>
+              </w:rPr>
+              <w:t>ей</w:t>
+            </w:r>
+            <w:r>
+              <w:rPr>
+                <w:rFonts w:ascii="Times New Roman" w:hAnsi="Times New Roman" w:cs="Times New Roman"/>
+                <w:sz w:val="28"/>
+                <w:szCs w:val="28"/>
+                <w:lang w:val="ru-RU"/>
+              </w:rPr>
+              <w:t xml:space="preserve"> CV</w:t>
+            </w:r>
+            <w:r>
+              <w:rPr>
+                <w:rFonts w:ascii="Times New Roman" w:hAnsi="Times New Roman" w:cs="Times New Roman"/>
+                <w:sz w:val="28"/>
+                <w:szCs w:val="28"/>
+                <w:lang w:val="ru-RU"/>
+              </w:rPr>
+              <w:t xml:space="preserve"> у модели</w:t>
+            </w:r>
+          </w:p>
+          <w:p>
+            <w:pPr>
+              <w:rPr>
+                <w:rFonts w:ascii="Times New Roman" w:hAnsi="Times New Roman" w:cs="Times New Roman"/>
+                <w:sz w:val="28"/>
+                <w:szCs w:val="28"/>
+                <w:lang w:val="ru-RU"/>
+              </w:rPr>
+            </w:pPr>
+            <w:r>
+              <w:rPr>
+                <w:rFonts w:ascii="Times New Roman" w:hAnsi="Times New Roman" w:cs="Times New Roman"/>
+                <w:sz w:val="28"/>
+                <w:szCs w:val="28"/>
+                <w:lang w:val="en-US"/>
+              </w:rPr>
+              <w:t>(</w:t>
+            </w:r>
+            <w:r>
+              <w:rPr>
+                <w:rFonts w:ascii="Times New Roman" w:hAnsi="Times New Roman" w:cs="Times New Roman"/>
+                <w:sz w:val="28"/>
+                <w:szCs w:val="28"/>
+                <w:lang w:val="ru-RU"/>
+              </w:rPr>
+              <w:t>Обучающая выборка)</w:t>
+            </w:r>
+          </w:p>
+        </w:tc>
+        <w:tc>
+          <w:tcPr>
+            <w:tcW w:w="5797" w:type="dxa"/>
+          </w:tcPr>
+          <w:p>
+            <w:pPr>
+              <w:rPr>
+                <w:rFonts w:ascii="Times New Roman" w:hAnsi="Times New Roman" w:cs="Times New Roman"/>
+                <w:sz w:val="28"/>
+                <w:szCs w:val="28"/>
+                <w:lang w:val="ru-RU"/>
+              </w:rPr>
+            </w:pPr>
+            <w:proofErr w:type="spellStart"/>
+            <w:r>
+              <w:rPr>
+                <w:rFonts w:ascii="Times New Roman" w:hAnsi="Times New Roman" w:cs="Times New Roman"/>
+                <w:sz w:val="28"/>
+                <w:szCs w:val="28"/>
+                <w:lang w:val="ru-RU"/>
+              </w:rPr>
+              <w:t>accuracy</w:t>
+            </w:r>
+            <w:proofErr w:type="spellEnd"/>
+            <w:r>
+              <w:rPr>
+                <w:rFonts w:ascii="Times New Roman" w:hAnsi="Times New Roman" w:cs="Times New Roman"/>
+                <w:sz w:val="28"/>
+                <w:szCs w:val="28"/>
+                <w:lang w:val="ru-RU"/>
+              </w:rPr>
+              <w:t xml:space="preserve"> по </w:t>
+            </w:r>
+            <w:proofErr w:type="spellStart"/>
+            <w:r>
+              <w:rPr>
+                <w:rFonts w:ascii="Times New Roman" w:hAnsi="Times New Roman" w:cs="Times New Roman"/>
+                <w:sz w:val="28"/>
+                <w:szCs w:val="28"/>
+                <w:lang w:val="ru-RU"/>
+              </w:rPr>
+              <w:t>фолдам</w:t>
+            </w:r>
+            <w:proofErr w:type="spellEnd"/>
+            <w:r>
+              <w:rPr>
+                <w:rFonts w:ascii="Times New Roman" w:hAnsi="Times New Roman" w:cs="Times New Roman"/>
+                <w:sz w:val="28"/>
+                <w:szCs w:val="28"/>
+                <w:lang w:val="ru-RU"/>
+              </w:rPr>
+              <w:t xml:space="preserve"> </w:t>
+            </w:r>
+            <w:r>
+              <w:rPr>
+                <w:rFonts w:ascii="Times New Roman" w:hAnsi="Times New Roman" w:cs="Times New Roman"/>
+                <w:sz w:val="28"/>
+                <w:szCs w:val="28"/>
+                <w:lang w:val="ru-RU"/>
+              </w:rPr>
+              <w:t>в</w:t>
+            </w:r>
+            <w:r>
+              <w:rPr>
+                <w:rFonts w:ascii="Times New Roman" w:hAnsi="Times New Roman" w:cs="Times New Roman"/>
+                <w:sz w:val="28"/>
+                <w:szCs w:val="28"/>
+                <w:lang w:val="ru-RU"/>
+              </w:rPr>
+              <w:t>нутренн</w:t>
+            </w:r>
+            <w:r>
+              <w:rPr>
+                <w:rFonts w:ascii="Times New Roman" w:hAnsi="Times New Roman" w:cs="Times New Roman"/>
+                <w:sz w:val="28"/>
+                <w:szCs w:val="28"/>
+                <w:lang w:val="ru-RU"/>
+              </w:rPr>
+              <w:t>ей</w:t>
+            </w:r>
+            <w:r>
+              <w:rPr>
+                <w:rFonts w:ascii="Times New Roman" w:hAnsi="Times New Roman" w:cs="Times New Roman"/>
+                <w:sz w:val="28"/>
+                <w:szCs w:val="28"/>
+                <w:lang w:val="ru-RU"/>
+              </w:rPr>
+              <w:t xml:space="preserve"> CV</w:t>
+            </w:r>
+            <w:r>
+              <w:rPr>
+                <w:rFonts w:ascii="Times New Roman" w:hAnsi="Times New Roman" w:cs="Times New Roman"/>
+                <w:sz w:val="28"/>
+                <w:szCs w:val="28"/>
+                <w:lang w:val="ru-RU"/>
+              </w:rPr>
+              <w:t xml:space="preserve"> у модели</w:t>
+            </w:r>
+          </w:p>
+          <w:p>
+            <w:pPr>
+              <w:rPr>
+                <w:rFonts w:ascii="Times New Roman" w:hAnsi="Times New Roman" w:cs="Times New Roman"/>
+                <w:sz w:val="28"/>
+                <w:szCs w:val="28"/>
+                <w:lang w:val="ru-RU"/>
+              </w:rPr>
+            </w:pPr>
+            <w:r>
+              <w:rPr>
+                <w:rFonts w:ascii="Times New Roman" w:hAnsi="Times New Roman" w:cs="Times New Roman"/>
+                <w:sz w:val="28"/>
+                <w:szCs w:val="28"/>
+                <w:lang w:val="ru-RU"/>
+              </w:rPr>
+              <w:t>(Тестовая выборка)</w:t>
+            </w:r>
+          </w:p>
+        </w:tc>
+      </w:tr>
+      <w:tr>
+        <w:trPr>
+          <w:trHeight w:val="934"/>
+        </w:trPr>
+        <w:tc>
+          <w:tcPr>
+            <w:tcW w:w="5954" w:type="dxa"/>
+          </w:tcPr>
+          <w:p>
+            <w:pPr>
+              <w:rPr>
+                <w:rFonts w:ascii="Times New Roman" w:hAnsi="Times New Roman" w:cs="Times New Roman"/>
+                <w:sz w:val="28"/>
+                <w:szCs w:val="28"/>
+                <w:lang w:val="en-US"/>
+              </w:rPr>
+            </w:pPr>
+            <w:r>
+              <w:rPr>
+                <w:rFonts w:ascii="Times New Roman" w:hAnsi="Times New Roman" w:cs="Times New Roman"/>
+                <w:noProof/>
+                <w:sz w:val="28"/>
+                <w:szCs w:val="28"/>
+                <w:lang w:val="en-US"/>
               </w:rPr>
               <w:drawing>
-                <wp:inline distT="0" distB="0" distL="0" distR="0" wp14:anchorId="6B3E8000" wp14:editId="57C178DC">
-                  <wp:extent cx="5940425" cy="3956050"/>
-                  <wp:effectExtent l="0" t="0" r="3175" b="6350"/>
-                  <wp:docPr id="262054563" name="Рисунок 1"/>
+                <wp:inline distT="0" distB="0" distL="0" distR="0" wp14:anchorId="129943E6" wp14:editId="3E64C864">
+                  <wp:extent cx="3702368" cy="2895600"/>
+                  <wp:effectExtent l="0" t="0" r="0" b="0"/>
+                  <wp:docPr id="1665634457" name="Рисунок 1"/>
                   <wp:cNvGraphicFramePr>
                     <a:graphicFrameLocks xmlns:a="http://schemas.openxmlformats.org/drawingml/2006/main" noChangeAspect="1"/>
                   </wp:cNvGraphicFramePr>
@@ -3518,7 +4518,7 @@
                     <a:graphicData uri="http://schemas.openxmlformats.org/drawingml/2006/picture">
                       <pic:pic xmlns:pic="http://schemas.openxmlformats.org/drawingml/2006/picture">
                         <pic:nvPicPr>
-                          <pic:cNvPr id="262054563" name=""/>
+                          <pic:cNvPr id="1665634457" name=""/>
                           <pic:cNvPicPr/>
                         </pic:nvPicPr>
                         <pic:blipFill>
@@ -3530,7 +4530,7 @@
                         <pic:spPr>
                           <a:xfrm>
                             <a:off x="0" y="0"/>
-                            <a:ext cx="5940425" cy="3956050"/>
+                            <a:ext cx="3728107" cy="2915730"/>
                           </a:xfrm>
                           <a:prstGeom prst="rect">
                             <a:avLst/>
@@ -3544,16 +4544,870 @@
             </w:r>
           </w:p>
         </w:tc>
+        <w:tc>
+          <w:tcPr>
+            <w:tcW w:w="5797" w:type="dxa"/>
+          </w:tcPr>
+          <w:p>
+            <w:pPr>
+              <w:ind w:right="431"/>
+              <w:rPr>
+                <w:rFonts w:ascii="Times New Roman" w:hAnsi="Times New Roman" w:cs="Times New Roman"/>
+                <w:sz w:val="28"/>
+                <w:szCs w:val="28"/>
+                <w:lang w:val="en-US"/>
+              </w:rPr>
+            </w:pPr>
+            <w:r>
+              <w:rPr>
+                <w:rFonts w:ascii="Times New Roman" w:hAnsi="Times New Roman" w:cs="Times New Roman"/>
+                <w:noProof/>
+                <w:sz w:val="28"/>
+                <w:szCs w:val="28"/>
+                <w:lang w:val="en-US"/>
+              </w:rPr>
+              <w:drawing>
+                <wp:inline distT="0" distB="0" distL="0" distR="0" wp14:anchorId="4E27FFC7" wp14:editId="1F91F48E">
+                  <wp:extent cx="3543300" cy="2951153"/>
+                  <wp:effectExtent l="0" t="0" r="0" b="1905"/>
+                  <wp:docPr id="356892723" name="Рисунок 1"/>
+                  <wp:cNvGraphicFramePr>
+                    <a:graphicFrameLocks xmlns:a="http://schemas.openxmlformats.org/drawingml/2006/main" noChangeAspect="1"/>
+                  </wp:cNvGraphicFramePr>
+                  <a:graphic xmlns:a="http://schemas.openxmlformats.org/drawingml/2006/main">
+                    <a:graphicData uri="http://schemas.openxmlformats.org/drawingml/2006/picture">
+                      <pic:pic xmlns:pic="http://schemas.openxmlformats.org/drawingml/2006/picture">
+                        <pic:nvPicPr>
+                          <pic:cNvPr id="356892723" name=""/>
+                          <pic:cNvPicPr/>
+                        </pic:nvPicPr>
+                        <pic:blipFill>
+                          <a:blip r:embed="rId10"/>
+                          <a:stretch>
+                            <a:fillRect/>
+                          </a:stretch>
+                        </pic:blipFill>
+                        <pic:spPr>
+                          <a:xfrm>
+                            <a:off x="0" y="0"/>
+                            <a:ext cx="3565111" cy="2969319"/>
+                          </a:xfrm>
+                          <a:prstGeom prst="rect">
+                            <a:avLst/>
+                          </a:prstGeom>
+                        </pic:spPr>
+                      </pic:pic>
+                    </a:graphicData>
+                  </a:graphic>
+                </wp:inline>
+              </w:drawing>
+            </w:r>
+          </w:p>
+        </w:tc>
+      </w:tr>
+    </w:tbl>
+    <w:tbl>
+      <w:tblPr>
+        <w:tblStyle w:val="ac"/>
+        <w:tblpPr w:leftFromText="180" w:rightFromText="180" w:vertAnchor="text" w:horzAnchor="page" w:tblpX="94" w:tblpY="295"/>
+        <w:tblW w:w="11663" w:type="dxa"/>
+        <w:tblLook w:val="04A0" w:firstRow="1" w:lastRow="0" w:firstColumn="1" w:lastColumn="0" w:noHBand="0" w:noVBand="1"/>
+      </w:tblPr>
+      <w:tblGrid>
+        <w:gridCol w:w="5831"/>
+        <w:gridCol w:w="5832"/>
+      </w:tblGrid>
+      <w:tr>
+        <w:trPr>
+          <w:trHeight w:val="437"/>
+        </w:trPr>
+        <w:tc>
+          <w:tcPr>
+            <w:tcW w:w="5831" w:type="dxa"/>
+          </w:tcPr>
+          <w:p>
+            <w:pPr>
+              <w:rPr>
+                <w:rFonts w:ascii="Times New Roman" w:hAnsi="Times New Roman" w:cs="Times New Roman"/>
+                <w:sz w:val="28"/>
+                <w:szCs w:val="28"/>
+                <w:lang w:val="en-US"/>
+              </w:rPr>
+            </w:pPr>
+            <w:r>
+              <w:rPr>
+                <w:rFonts w:ascii="Times New Roman" w:hAnsi="Times New Roman" w:cs="Times New Roman"/>
+                <w:sz w:val="28"/>
+                <w:szCs w:val="28"/>
+                <w:lang w:val="ru-RU"/>
+              </w:rPr>
+              <w:t>Отчет классификации (</w:t>
+            </w:r>
+            <w:r>
+              <w:rPr>
+                <w:rFonts w:ascii="Times New Roman" w:hAnsi="Times New Roman" w:cs="Times New Roman"/>
+                <w:sz w:val="28"/>
+                <w:szCs w:val="28"/>
+                <w:lang w:val="en-US"/>
+              </w:rPr>
+              <w:t>train)</w:t>
+            </w:r>
+          </w:p>
+        </w:tc>
+        <w:tc>
+          <w:tcPr>
+            <w:tcW w:w="5832" w:type="dxa"/>
+          </w:tcPr>
+          <w:p>
+            <w:pPr>
+              <w:rPr>
+                <w:rFonts w:ascii="Times New Roman" w:hAnsi="Times New Roman" w:cs="Times New Roman"/>
+                <w:sz w:val="28"/>
+                <w:szCs w:val="28"/>
+                <w:lang w:val="ru-RU"/>
+              </w:rPr>
+            </w:pPr>
+            <w:r>
+              <w:rPr>
+                <w:rFonts w:ascii="Times New Roman" w:hAnsi="Times New Roman" w:cs="Times New Roman"/>
+                <w:sz w:val="28"/>
+                <w:szCs w:val="28"/>
+                <w:lang w:val="ru-RU"/>
+              </w:rPr>
+              <w:t>Отчет</w:t>
+            </w:r>
+            <w:r>
+              <w:rPr>
+                <w:rFonts w:ascii="Times New Roman" w:hAnsi="Times New Roman" w:cs="Times New Roman"/>
+                <w:sz w:val="28"/>
+                <w:szCs w:val="28"/>
+                <w:lang w:val="en-US"/>
+              </w:rPr>
+              <w:t xml:space="preserve"> </w:t>
+            </w:r>
+            <w:r>
+              <w:rPr>
+                <w:rFonts w:ascii="Times New Roman" w:hAnsi="Times New Roman" w:cs="Times New Roman"/>
+                <w:sz w:val="28"/>
+                <w:szCs w:val="28"/>
+                <w:lang w:val="ru-RU"/>
+              </w:rPr>
+              <w:t>классификации</w:t>
+            </w:r>
+            <w:r>
+              <w:rPr>
+                <w:rFonts w:ascii="Times New Roman" w:hAnsi="Times New Roman" w:cs="Times New Roman"/>
+                <w:sz w:val="28"/>
+                <w:szCs w:val="28"/>
+                <w:lang w:val="en-US"/>
+              </w:rPr>
+              <w:t xml:space="preserve"> (</w:t>
+            </w:r>
+            <w:r>
+              <w:rPr>
+                <w:rFonts w:ascii="Times New Roman" w:hAnsi="Times New Roman" w:cs="Times New Roman"/>
+                <w:sz w:val="28"/>
+                <w:szCs w:val="28"/>
+                <w:lang w:val="en-US"/>
+              </w:rPr>
+              <w:t>test)</w:t>
+            </w:r>
+          </w:p>
+        </w:tc>
+      </w:tr>
+      <w:tr>
+        <w:trPr>
+          <w:trHeight w:val="437"/>
+        </w:trPr>
+        <w:tc>
+          <w:tcPr>
+            <w:tcW w:w="5831" w:type="dxa"/>
+          </w:tcPr>
+          <w:p>
+            <w:pPr>
+              <w:rPr>
+                <w:rFonts w:ascii="Times New Roman" w:hAnsi="Times New Roman" w:cs="Times New Roman"/>
+                <w:sz w:val="28"/>
+                <w:szCs w:val="28"/>
+                <w:lang w:val="en-US"/>
+              </w:rPr>
+            </w:pPr>
+            <w:proofErr w:type="spellStart"/>
+            <w:r>
+              <w:rPr>
+                <w:rFonts w:ascii="Times New Roman" w:hAnsi="Times New Roman" w:cs="Times New Roman"/>
+                <w:sz w:val="28"/>
+                <w:szCs w:val="28"/>
+                <w:lang w:val="en-US"/>
+              </w:rPr>
+              <w:t>Отчёт</w:t>
+            </w:r>
+            <w:proofErr w:type="spellEnd"/>
+            <w:r>
+              <w:rPr>
+                <w:rFonts w:ascii="Times New Roman" w:hAnsi="Times New Roman" w:cs="Times New Roman"/>
+                <w:sz w:val="28"/>
+                <w:szCs w:val="28"/>
+                <w:lang w:val="en-US"/>
+              </w:rPr>
+              <w:t xml:space="preserve"> </w:t>
+            </w:r>
+            <w:proofErr w:type="spellStart"/>
+            <w:r>
+              <w:rPr>
+                <w:rFonts w:ascii="Times New Roman" w:hAnsi="Times New Roman" w:cs="Times New Roman"/>
+                <w:sz w:val="28"/>
+                <w:szCs w:val="28"/>
+                <w:lang w:val="en-US"/>
+              </w:rPr>
+              <w:t>классификации</w:t>
+            </w:r>
+            <w:proofErr w:type="spellEnd"/>
+            <w:r>
+              <w:rPr>
+                <w:rFonts w:ascii="Times New Roman" w:hAnsi="Times New Roman" w:cs="Times New Roman"/>
+                <w:sz w:val="28"/>
+                <w:szCs w:val="28"/>
+                <w:lang w:val="en-US"/>
+              </w:rPr>
+              <w:t xml:space="preserve"> (train)</w:t>
+            </w:r>
+          </w:p>
+          <w:p>
+            <w:pPr>
+              <w:rPr>
+                <w:rFonts w:ascii="Times New Roman" w:hAnsi="Times New Roman" w:cs="Times New Roman"/>
+                <w:sz w:val="28"/>
+                <w:szCs w:val="28"/>
+                <w:lang w:val="en-US"/>
+              </w:rPr>
+            </w:pPr>
+            <w:r>
+              <w:rPr>
+                <w:rFonts w:ascii="Times New Roman" w:hAnsi="Times New Roman" w:cs="Times New Roman"/>
+                <w:sz w:val="28"/>
+                <w:szCs w:val="28"/>
+                <w:lang w:val="en-US"/>
+              </w:rPr>
+              <w:t xml:space="preserve">              precision    </w:t>
+            </w:r>
+            <w:proofErr w:type="gramStart"/>
+            <w:r>
+              <w:rPr>
+                <w:rFonts w:ascii="Times New Roman" w:hAnsi="Times New Roman" w:cs="Times New Roman"/>
+                <w:sz w:val="28"/>
+                <w:szCs w:val="28"/>
+                <w:lang w:val="en-US"/>
+              </w:rPr>
+              <w:t>recall  f</w:t>
+            </w:r>
+            <w:proofErr w:type="gramEnd"/>
+            <w:r>
+              <w:rPr>
+                <w:rFonts w:ascii="Times New Roman" w:hAnsi="Times New Roman" w:cs="Times New Roman"/>
+                <w:sz w:val="28"/>
+                <w:szCs w:val="28"/>
+                <w:lang w:val="en-US"/>
+              </w:rPr>
+              <w:t>1-score   support</w:t>
+            </w:r>
+          </w:p>
+          <w:p>
+            <w:pPr>
+              <w:rPr>
+                <w:rFonts w:ascii="Times New Roman" w:hAnsi="Times New Roman" w:cs="Times New Roman"/>
+                <w:sz w:val="28"/>
+                <w:szCs w:val="28"/>
+                <w:lang w:val="en-US"/>
+              </w:rPr>
+            </w:pPr>
+          </w:p>
+          <w:p>
+            <w:pPr>
+              <w:rPr>
+                <w:rFonts w:ascii="Times New Roman" w:hAnsi="Times New Roman" w:cs="Times New Roman"/>
+                <w:sz w:val="28"/>
+                <w:szCs w:val="28"/>
+                <w:lang w:val="en-US"/>
+              </w:rPr>
+            </w:pPr>
+            <w:r>
+              <w:rPr>
+                <w:rFonts w:ascii="Times New Roman" w:hAnsi="Times New Roman" w:cs="Times New Roman"/>
+                <w:sz w:val="28"/>
+                <w:szCs w:val="28"/>
+                <w:lang w:val="en-US"/>
+              </w:rPr>
+              <w:t xml:space="preserve">           0       0.83      0.88      0.85        40</w:t>
+            </w:r>
+          </w:p>
+          <w:p>
+            <w:pPr>
+              <w:rPr>
+                <w:rFonts w:ascii="Times New Roman" w:hAnsi="Times New Roman" w:cs="Times New Roman"/>
+                <w:sz w:val="28"/>
+                <w:szCs w:val="28"/>
+                <w:lang w:val="en-US"/>
+              </w:rPr>
+            </w:pPr>
+            <w:r>
+              <w:rPr>
+                <w:rFonts w:ascii="Times New Roman" w:hAnsi="Times New Roman" w:cs="Times New Roman"/>
+                <w:sz w:val="28"/>
+                <w:szCs w:val="28"/>
+                <w:lang w:val="en-US"/>
+              </w:rPr>
+              <w:t xml:space="preserve">           1       0.87      0.82      0.85        40</w:t>
+            </w:r>
+          </w:p>
+          <w:p>
+            <w:pPr>
+              <w:rPr>
+                <w:rFonts w:ascii="Times New Roman" w:hAnsi="Times New Roman" w:cs="Times New Roman"/>
+                <w:sz w:val="28"/>
+                <w:szCs w:val="28"/>
+                <w:lang w:val="en-US"/>
+              </w:rPr>
+            </w:pPr>
+          </w:p>
+          <w:p>
+            <w:pPr>
+              <w:rPr>
+                <w:rFonts w:ascii="Times New Roman" w:hAnsi="Times New Roman" w:cs="Times New Roman"/>
+                <w:sz w:val="28"/>
+                <w:szCs w:val="28"/>
+                <w:lang w:val="en-US"/>
+              </w:rPr>
+            </w:pPr>
+            <w:r>
+              <w:rPr>
+                <w:rFonts w:ascii="Times New Roman" w:hAnsi="Times New Roman" w:cs="Times New Roman"/>
+                <w:sz w:val="28"/>
+                <w:szCs w:val="28"/>
+                <w:lang w:val="en-US"/>
+              </w:rPr>
+              <w:t xml:space="preserve">    accuracy                           0.85        80</w:t>
+            </w:r>
+          </w:p>
+          <w:p>
+            <w:pPr>
+              <w:rPr>
+                <w:rFonts w:ascii="Times New Roman" w:hAnsi="Times New Roman" w:cs="Times New Roman"/>
+                <w:sz w:val="28"/>
+                <w:szCs w:val="28"/>
+                <w:lang w:val="en-US"/>
+              </w:rPr>
+            </w:pPr>
+            <w:r>
+              <w:rPr>
+                <w:rFonts w:ascii="Times New Roman" w:hAnsi="Times New Roman" w:cs="Times New Roman"/>
+                <w:sz w:val="28"/>
+                <w:szCs w:val="28"/>
+                <w:lang w:val="en-US"/>
+              </w:rPr>
+              <w:t xml:space="preserve">   macro avg       0.85      0.85      0.85        80</w:t>
+            </w:r>
+          </w:p>
+          <w:p>
+            <w:pPr>
+              <w:rPr>
+                <w:rFonts w:ascii="Times New Roman" w:hAnsi="Times New Roman" w:cs="Times New Roman"/>
+                <w:sz w:val="28"/>
+                <w:szCs w:val="28"/>
+                <w:lang w:val="en-US"/>
+              </w:rPr>
+            </w:pPr>
+            <w:r>
+              <w:rPr>
+                <w:rFonts w:ascii="Times New Roman" w:hAnsi="Times New Roman" w:cs="Times New Roman"/>
+                <w:sz w:val="28"/>
+                <w:szCs w:val="28"/>
+                <w:lang w:val="en-US"/>
+              </w:rPr>
+              <w:t>weighted avg       0.85      0.85      0.85        80</w:t>
+            </w:r>
+          </w:p>
+        </w:tc>
+        <w:tc>
+          <w:tcPr>
+            <w:tcW w:w="5832" w:type="dxa"/>
+          </w:tcPr>
+          <w:p>
+            <w:pPr>
+              <w:rPr>
+                <w:rFonts w:ascii="Times New Roman" w:hAnsi="Times New Roman" w:cs="Times New Roman"/>
+                <w:sz w:val="28"/>
+                <w:szCs w:val="28"/>
+                <w:lang w:val="en-US"/>
+              </w:rPr>
+            </w:pPr>
+            <w:r>
+              <w:rPr>
+                <w:rFonts w:ascii="Times New Roman" w:hAnsi="Times New Roman" w:cs="Times New Roman"/>
+                <w:sz w:val="28"/>
+                <w:szCs w:val="28"/>
+                <w:lang w:val="ru-RU"/>
+              </w:rPr>
+              <w:t>Отчет</w:t>
+            </w:r>
+            <w:r>
+              <w:rPr>
+                <w:rFonts w:ascii="Times New Roman" w:hAnsi="Times New Roman" w:cs="Times New Roman"/>
+                <w:sz w:val="28"/>
+                <w:szCs w:val="28"/>
+                <w:lang w:val="en-US"/>
+              </w:rPr>
+              <w:t xml:space="preserve"> </w:t>
+            </w:r>
+            <w:r>
+              <w:rPr>
+                <w:rFonts w:ascii="Times New Roman" w:hAnsi="Times New Roman" w:cs="Times New Roman"/>
+                <w:sz w:val="28"/>
+                <w:szCs w:val="28"/>
+                <w:lang w:val="ru-RU"/>
+              </w:rPr>
+              <w:t>классификации</w:t>
+            </w:r>
+            <w:r>
+              <w:rPr>
+                <w:rFonts w:ascii="Times New Roman" w:hAnsi="Times New Roman" w:cs="Times New Roman"/>
+                <w:sz w:val="28"/>
+                <w:szCs w:val="28"/>
+                <w:lang w:val="en-US"/>
+              </w:rPr>
+              <w:t xml:space="preserve">: </w:t>
+            </w:r>
+            <w:r>
+              <w:rPr>
+                <w:rFonts w:ascii="Times New Roman" w:hAnsi="Times New Roman" w:cs="Times New Roman"/>
+                <w:sz w:val="28"/>
+                <w:szCs w:val="28"/>
+                <w:lang w:val="en-US"/>
+              </w:rPr>
+              <w:t>(test)</w:t>
+            </w:r>
+          </w:p>
+          <w:p>
+            <w:pPr>
+              <w:rPr>
+                <w:rFonts w:ascii="Times New Roman" w:hAnsi="Times New Roman" w:cs="Times New Roman"/>
+                <w:sz w:val="28"/>
+                <w:szCs w:val="28"/>
+                <w:lang w:val="en-US"/>
+              </w:rPr>
+            </w:pPr>
+            <w:r>
+              <w:rPr>
+                <w:rFonts w:ascii="Times New Roman" w:hAnsi="Times New Roman" w:cs="Times New Roman"/>
+                <w:sz w:val="28"/>
+                <w:szCs w:val="28"/>
+                <w:lang w:val="en-US"/>
+              </w:rPr>
+              <w:t xml:space="preserve">              precision    </w:t>
+            </w:r>
+            <w:proofErr w:type="gramStart"/>
+            <w:r>
+              <w:rPr>
+                <w:rFonts w:ascii="Times New Roman" w:hAnsi="Times New Roman" w:cs="Times New Roman"/>
+                <w:sz w:val="28"/>
+                <w:szCs w:val="28"/>
+                <w:lang w:val="en-US"/>
+              </w:rPr>
+              <w:t>recall  f</w:t>
+            </w:r>
+            <w:proofErr w:type="gramEnd"/>
+            <w:r>
+              <w:rPr>
+                <w:rFonts w:ascii="Times New Roman" w:hAnsi="Times New Roman" w:cs="Times New Roman"/>
+                <w:sz w:val="28"/>
+                <w:szCs w:val="28"/>
+                <w:lang w:val="en-US"/>
+              </w:rPr>
+              <w:t>1-score   support</w:t>
+            </w:r>
+          </w:p>
+          <w:p>
+            <w:pPr>
+              <w:rPr>
+                <w:rFonts w:ascii="Times New Roman" w:hAnsi="Times New Roman" w:cs="Times New Roman"/>
+                <w:sz w:val="28"/>
+                <w:szCs w:val="28"/>
+                <w:lang w:val="en-US"/>
+              </w:rPr>
+            </w:pPr>
+          </w:p>
+          <w:p>
+            <w:pPr>
+              <w:rPr>
+                <w:rFonts w:ascii="Times New Roman" w:hAnsi="Times New Roman" w:cs="Times New Roman"/>
+                <w:sz w:val="28"/>
+                <w:szCs w:val="28"/>
+                <w:lang w:val="en-US"/>
+              </w:rPr>
+            </w:pPr>
+            <w:r>
+              <w:rPr>
+                <w:rFonts w:ascii="Times New Roman" w:hAnsi="Times New Roman" w:cs="Times New Roman"/>
+                <w:sz w:val="28"/>
+                <w:szCs w:val="28"/>
+                <w:lang w:val="en-US"/>
+              </w:rPr>
+              <w:t xml:space="preserve">           0       0.59      0.85      0.70        55</w:t>
+            </w:r>
+          </w:p>
+          <w:p>
+            <w:pPr>
+              <w:rPr>
+                <w:rFonts w:ascii="Times New Roman" w:hAnsi="Times New Roman" w:cs="Times New Roman"/>
+                <w:sz w:val="28"/>
+                <w:szCs w:val="28"/>
+                <w:lang w:val="en-US"/>
+              </w:rPr>
+            </w:pPr>
+            <w:r>
+              <w:rPr>
+                <w:rFonts w:ascii="Times New Roman" w:hAnsi="Times New Roman" w:cs="Times New Roman"/>
+                <w:sz w:val="28"/>
+                <w:szCs w:val="28"/>
+                <w:lang w:val="en-US"/>
+              </w:rPr>
+              <w:t xml:space="preserve">           1       0.90      0.69      0.78       103</w:t>
+            </w:r>
+          </w:p>
+          <w:p>
+            <w:pPr>
+              <w:rPr>
+                <w:rFonts w:ascii="Times New Roman" w:hAnsi="Times New Roman" w:cs="Times New Roman"/>
+                <w:sz w:val="28"/>
+                <w:szCs w:val="28"/>
+                <w:lang w:val="en-US"/>
+              </w:rPr>
+            </w:pPr>
+          </w:p>
+          <w:p>
+            <w:pPr>
+              <w:rPr>
+                <w:rFonts w:ascii="Times New Roman" w:hAnsi="Times New Roman" w:cs="Times New Roman"/>
+                <w:sz w:val="28"/>
+                <w:szCs w:val="28"/>
+                <w:lang w:val="en-US"/>
+              </w:rPr>
+            </w:pPr>
+            <w:r>
+              <w:rPr>
+                <w:rFonts w:ascii="Times New Roman" w:hAnsi="Times New Roman" w:cs="Times New Roman"/>
+                <w:sz w:val="28"/>
+                <w:szCs w:val="28"/>
+                <w:lang w:val="en-US"/>
+              </w:rPr>
+              <w:t xml:space="preserve">    accuracy                           0.75       158</w:t>
+            </w:r>
+          </w:p>
+          <w:p>
+            <w:pPr>
+              <w:rPr>
+                <w:rFonts w:ascii="Times New Roman" w:hAnsi="Times New Roman" w:cs="Times New Roman"/>
+                <w:sz w:val="28"/>
+                <w:szCs w:val="28"/>
+                <w:lang w:val="en-US"/>
+              </w:rPr>
+            </w:pPr>
+            <w:r>
+              <w:rPr>
+                <w:rFonts w:ascii="Times New Roman" w:hAnsi="Times New Roman" w:cs="Times New Roman"/>
+                <w:sz w:val="28"/>
+                <w:szCs w:val="28"/>
+                <w:lang w:val="en-US"/>
+              </w:rPr>
+              <w:t xml:space="preserve">   macro avg       0.75      0.77      0.74       158</w:t>
+            </w:r>
+          </w:p>
+          <w:p>
+            <w:pPr>
+              <w:rPr>
+                <w:rFonts w:ascii="Times New Roman" w:hAnsi="Times New Roman" w:cs="Times New Roman"/>
+                <w:sz w:val="28"/>
+                <w:szCs w:val="28"/>
+                <w:lang w:val="en-US"/>
+              </w:rPr>
+            </w:pPr>
+            <w:r>
+              <w:rPr>
+                <w:rFonts w:ascii="Times New Roman" w:hAnsi="Times New Roman" w:cs="Times New Roman"/>
+                <w:sz w:val="28"/>
+                <w:szCs w:val="28"/>
+                <w:lang w:val="en-US"/>
+              </w:rPr>
+              <w:t>weighted avg       0.79      0.75      0.75       158</w:t>
+            </w:r>
+          </w:p>
+        </w:tc>
       </w:tr>
     </w:tbl>
     <w:p>
       <w:pPr>
-        <w:jc w:val="center"/>
-        <w:rPr>
-          <w:rFonts w:ascii="Times New Roman" w:hAnsi="Times New Roman" w:cs="Times New Roman"/>
-          <w:sz w:val="28"/>
-          <w:szCs w:val="28"/>
-          <w:lang w:val="ru-RU"/>
+        <w:rPr>
+          <w:rFonts w:ascii="Times New Roman" w:hAnsi="Times New Roman" w:cs="Times New Roman"/>
+          <w:sz w:val="28"/>
+          <w:szCs w:val="28"/>
+          <w:lang w:val="en-US"/>
+        </w:rPr>
+      </w:pPr>
+    </w:p>
+    <w:p>
+      <w:pPr>
+        <w:rPr>
+          <w:rFonts w:ascii="Times New Roman" w:hAnsi="Times New Roman" w:cs="Times New Roman"/>
+          <w:sz w:val="28"/>
+          <w:szCs w:val="28"/>
+          <w:lang w:val="en-US"/>
+        </w:rPr>
+      </w:pPr>
+    </w:p>
+    <w:p>
+      <w:pPr>
+        <w:rPr>
+          <w:rFonts w:ascii="Times New Roman" w:hAnsi="Times New Roman" w:cs="Times New Roman"/>
+          <w:sz w:val="28"/>
+          <w:szCs w:val="28"/>
+          <w:lang w:val="en-US"/>
+        </w:rPr>
+      </w:pPr>
+    </w:p>
+    <w:tbl>
+      <w:tblPr>
+        <w:tblStyle w:val="ac"/>
+        <w:tblW w:w="11625" w:type="dxa"/>
+        <w:tblInd w:w="-1565" w:type="dxa"/>
+        <w:tblLook w:val="04A0" w:firstRow="1" w:lastRow="0" w:firstColumn="1" w:lastColumn="0" w:noHBand="0" w:noVBand="1"/>
+      </w:tblPr>
+      <w:tblGrid>
+        <w:gridCol w:w="5676"/>
+        <w:gridCol w:w="5949"/>
+      </w:tblGrid>
+      <w:tr>
+        <w:tc>
+          <w:tcPr>
+            <w:tcW w:w="5671" w:type="dxa"/>
+          </w:tcPr>
+          <w:p>
+            <w:pPr>
+              <w:rPr>
+                <w:rFonts w:ascii="Times New Roman" w:hAnsi="Times New Roman" w:cs="Times New Roman"/>
+                <w:sz w:val="28"/>
+                <w:szCs w:val="28"/>
+                <w:lang w:val="en-US"/>
+              </w:rPr>
+            </w:pPr>
+            <w:r>
+              <w:rPr>
+                <w:rFonts w:ascii="Times New Roman" w:hAnsi="Times New Roman" w:cs="Times New Roman"/>
+                <w:sz w:val="28"/>
+                <w:szCs w:val="28"/>
+                <w:lang w:val="ru-RU"/>
+              </w:rPr>
+              <w:t>Матрица ошибок (</w:t>
+            </w:r>
+            <w:r>
+              <w:rPr>
+                <w:rFonts w:ascii="Times New Roman" w:hAnsi="Times New Roman" w:cs="Times New Roman"/>
+                <w:sz w:val="28"/>
+                <w:szCs w:val="28"/>
+                <w:lang w:val="en-US"/>
+              </w:rPr>
+              <w:t>train)</w:t>
+            </w:r>
+          </w:p>
+        </w:tc>
+        <w:tc>
+          <w:tcPr>
+            <w:tcW w:w="5954" w:type="dxa"/>
+          </w:tcPr>
+          <w:p>
+            <w:pPr>
+              <w:rPr>
+                <w:rFonts w:ascii="Times New Roman" w:hAnsi="Times New Roman" w:cs="Times New Roman"/>
+                <w:sz w:val="28"/>
+                <w:szCs w:val="28"/>
+                <w:lang w:val="en-US"/>
+              </w:rPr>
+            </w:pPr>
+            <w:r>
+              <w:rPr>
+                <w:rFonts w:ascii="Times New Roman" w:hAnsi="Times New Roman" w:cs="Times New Roman"/>
+                <w:sz w:val="28"/>
+                <w:szCs w:val="28"/>
+                <w:lang w:val="ru-RU"/>
+              </w:rPr>
+              <w:t>Матрица</w:t>
+            </w:r>
+            <w:r>
+              <w:rPr>
+                <w:rFonts w:ascii="Times New Roman" w:hAnsi="Times New Roman" w:cs="Times New Roman"/>
+                <w:sz w:val="28"/>
+                <w:szCs w:val="28"/>
+                <w:lang w:val="en-US"/>
+              </w:rPr>
+              <w:t xml:space="preserve"> </w:t>
+            </w:r>
+            <w:r>
+              <w:rPr>
+                <w:rFonts w:ascii="Times New Roman" w:hAnsi="Times New Roman" w:cs="Times New Roman"/>
+                <w:sz w:val="28"/>
+                <w:szCs w:val="28"/>
+                <w:lang w:val="ru-RU"/>
+              </w:rPr>
+              <w:t>ошибок</w:t>
+            </w:r>
+            <w:r>
+              <w:rPr>
+                <w:rFonts w:ascii="Times New Roman" w:hAnsi="Times New Roman" w:cs="Times New Roman"/>
+                <w:sz w:val="28"/>
+                <w:szCs w:val="28"/>
+                <w:lang w:val="en-US"/>
+              </w:rPr>
+              <w:t xml:space="preserve"> (</w:t>
+            </w:r>
+            <w:r>
+              <w:rPr>
+                <w:rFonts w:ascii="Times New Roman" w:hAnsi="Times New Roman" w:cs="Times New Roman"/>
+                <w:sz w:val="28"/>
+                <w:szCs w:val="28"/>
+                <w:lang w:val="en-US"/>
+              </w:rPr>
+              <w:t>test)</w:t>
+            </w:r>
+          </w:p>
+        </w:tc>
+      </w:tr>
+      <w:tr>
+        <w:tc>
+          <w:tcPr>
+            <w:tcW w:w="5671" w:type="dxa"/>
+          </w:tcPr>
+          <w:p>
+            <w:pPr>
+              <w:rPr>
+                <w:rFonts w:ascii="Times New Roman" w:hAnsi="Times New Roman" w:cs="Times New Roman"/>
+                <w:sz w:val="28"/>
+                <w:szCs w:val="28"/>
+                <w:lang w:val="ru-RU"/>
+              </w:rPr>
+            </w:pPr>
+            <w:r>
+              <w:rPr>
+                <w:rFonts w:ascii="Times New Roman" w:hAnsi="Times New Roman" w:cs="Times New Roman"/>
+                <w:noProof/>
+                <w:sz w:val="28"/>
+                <w:szCs w:val="28"/>
+                <w:lang w:val="ru-RU"/>
+              </w:rPr>
+              <w:drawing>
+                <wp:inline distT="0" distB="0" distL="0" distR="0" wp14:anchorId="4771CF4C" wp14:editId="18DC96A9">
+                  <wp:extent cx="3466879" cy="3299460"/>
+                  <wp:effectExtent l="0" t="0" r="635" b="0"/>
+                  <wp:docPr id="1402067756" name="Рисунок 1"/>
+                  <wp:cNvGraphicFramePr>
+                    <a:graphicFrameLocks xmlns:a="http://schemas.openxmlformats.org/drawingml/2006/main" noChangeAspect="1"/>
+                  </wp:cNvGraphicFramePr>
+                  <a:graphic xmlns:a="http://schemas.openxmlformats.org/drawingml/2006/main">
+                    <a:graphicData uri="http://schemas.openxmlformats.org/drawingml/2006/picture">
+                      <pic:pic xmlns:pic="http://schemas.openxmlformats.org/drawingml/2006/picture">
+                        <pic:nvPicPr>
+                          <pic:cNvPr id="1402067756" name=""/>
+                          <pic:cNvPicPr/>
+                        </pic:nvPicPr>
+                        <pic:blipFill>
+                          <a:blip r:embed="rId11"/>
+                          <a:stretch>
+                            <a:fillRect/>
+                          </a:stretch>
+                        </pic:blipFill>
+                        <pic:spPr>
+                          <a:xfrm>
+                            <a:off x="0" y="0"/>
+                            <a:ext cx="3500496" cy="3331454"/>
+                          </a:xfrm>
+                          <a:prstGeom prst="rect">
+                            <a:avLst/>
+                          </a:prstGeom>
+                        </pic:spPr>
+                      </pic:pic>
+                    </a:graphicData>
+                  </a:graphic>
+                </wp:inline>
+              </w:drawing>
+            </w:r>
+          </w:p>
+        </w:tc>
+        <w:tc>
+          <w:tcPr>
+            <w:tcW w:w="5954" w:type="dxa"/>
+          </w:tcPr>
+          <w:p>
+            <w:pPr>
+              <w:rPr>
+                <w:rFonts w:ascii="Times New Roman" w:hAnsi="Times New Roman" w:cs="Times New Roman"/>
+                <w:sz w:val="28"/>
+                <w:szCs w:val="28"/>
+                <w:lang w:val="ru-RU"/>
+              </w:rPr>
+            </w:pPr>
+            <w:r>
+              <w:rPr>
+                <w:rFonts w:ascii="Times New Roman" w:hAnsi="Times New Roman" w:cs="Times New Roman"/>
+                <w:noProof/>
+                <w:sz w:val="28"/>
+                <w:szCs w:val="28"/>
+                <w:lang w:val="ru-RU"/>
+              </w:rPr>
+              <w:drawing>
+                <wp:inline distT="0" distB="0" distL="0" distR="0" wp14:anchorId="6008A75E" wp14:editId="1846D389">
+                  <wp:extent cx="3631565" cy="3245699"/>
+                  <wp:effectExtent l="0" t="0" r="6985" b="0"/>
+                  <wp:docPr id="628654533" name="Рисунок 1"/>
+                  <wp:cNvGraphicFramePr>
+                    <a:graphicFrameLocks xmlns:a="http://schemas.openxmlformats.org/drawingml/2006/main" noChangeAspect="1"/>
+                  </wp:cNvGraphicFramePr>
+                  <a:graphic xmlns:a="http://schemas.openxmlformats.org/drawingml/2006/main">
+                    <a:graphicData uri="http://schemas.openxmlformats.org/drawingml/2006/picture">
+                      <pic:pic xmlns:pic="http://schemas.openxmlformats.org/drawingml/2006/picture">
+                        <pic:nvPicPr>
+                          <pic:cNvPr id="628654533" name=""/>
+                          <pic:cNvPicPr/>
+                        </pic:nvPicPr>
+                        <pic:blipFill>
+                          <a:blip r:embed="rId12"/>
+                          <a:stretch>
+                            <a:fillRect/>
+                          </a:stretch>
+                        </pic:blipFill>
+                        <pic:spPr>
+                          <a:xfrm>
+                            <a:off x="0" y="0"/>
+                            <a:ext cx="3637438" cy="3250948"/>
+                          </a:xfrm>
+                          <a:prstGeom prst="rect">
+                            <a:avLst/>
+                          </a:prstGeom>
+                        </pic:spPr>
+                      </pic:pic>
+                    </a:graphicData>
+                  </a:graphic>
+                </wp:inline>
+              </w:drawing>
+            </w:r>
+          </w:p>
+        </w:tc>
+      </w:tr>
+    </w:tbl>
+    <w:p>
+      <w:pPr>
+        <w:rPr>
+          <w:rFonts w:ascii="Times New Roman" w:hAnsi="Times New Roman" w:cs="Times New Roman"/>
+          <w:sz w:val="28"/>
+          <w:szCs w:val="28"/>
+          <w:lang w:val="en-US"/>
         </w:rPr>
       </w:pPr>
     </w:p>
@@ -3568,9 +5422,7 @@
           <w:lang w:val="ru-RU"/>
         </w:rPr>
       </w:pPr>
-    </w:p>
-    <w:p>
-      <w:pPr>
+      <w:r>
         <w:rPr>
           <w:rFonts w:ascii="Times New Roman" w:hAnsi="Times New Roman" w:cs="Times New Roman"/>
           <w:b/>
@@ -3579,10 +5431,19 @@
           <w:szCs w:val="40"/>
           <w:lang w:val="ru-RU"/>
         </w:rPr>
-      </w:pPr>
+        <w:t>Вывод</w:t>
+      </w:r>
     </w:p>
     <w:p>
       <w:pPr>
+        <w:rPr>
+          <w:rFonts w:ascii="Times New Roman" w:hAnsi="Times New Roman" w:cs="Times New Roman"/>
+          <w:sz w:val="28"/>
+          <w:szCs w:val="28"/>
+          <w:lang w:val="ru-RU"/>
+        </w:rPr>
+      </w:pPr>
+      <w:r>
         <w:rPr>
           <w:rFonts w:ascii="Times New Roman" w:hAnsi="Times New Roman" w:cs="Times New Roman"/>
           <w:b/>
@@ -3591,99 +5452,186 @@
           <w:szCs w:val="40"/>
           <w:lang w:val="ru-RU"/>
         </w:rPr>
-      </w:pPr>
-      <w:r>
-        <w:rPr>
-          <w:rFonts w:ascii="Times New Roman" w:hAnsi="Times New Roman" w:cs="Times New Roman"/>
-          <w:b/>
-          <w:bCs/>
-          <w:sz w:val="40"/>
-          <w:szCs w:val="40"/>
-          <w:lang w:val="ru-RU"/>
-        </w:rPr>
-        <w:lastRenderedPageBreak/>
-        <w:t>Вывод</w:t>
+        <w:tab/>
+      </w:r>
+      <w:r>
+        <w:rPr>
+          <w:rFonts w:ascii="Times New Roman" w:hAnsi="Times New Roman" w:cs="Times New Roman"/>
+          <w:sz w:val="28"/>
+          <w:szCs w:val="28"/>
+          <w:lang w:val="ru-RU"/>
+        </w:rPr>
+        <w:t xml:space="preserve">В ходе лабораторной работы был реализован и протестирован классификатор </w:t>
+      </w:r>
+      <w:proofErr w:type="spellStart"/>
+      <w:r>
+        <w:rPr>
+          <w:rFonts w:ascii="Times New Roman" w:hAnsi="Times New Roman" w:cs="Times New Roman"/>
+          <w:sz w:val="28"/>
+          <w:szCs w:val="28"/>
+          <w:lang w:val="ru-RU"/>
+        </w:rPr>
+        <w:t>LogisticRegressionCV</w:t>
+      </w:r>
+      <w:proofErr w:type="spellEnd"/>
+      <w:r>
+        <w:rPr>
+          <w:rFonts w:ascii="Times New Roman" w:hAnsi="Times New Roman" w:cs="Times New Roman"/>
+          <w:sz w:val="28"/>
+          <w:szCs w:val="28"/>
+          <w:lang w:val="ru-RU"/>
+        </w:rPr>
+        <w:t xml:space="preserve"> для задачи бинарной медицинской классификации. На </w:t>
+      </w:r>
+      <w:r>
+        <w:rPr>
+          <w:rFonts w:ascii="Times New Roman" w:hAnsi="Times New Roman" w:cs="Times New Roman"/>
+          <w:sz w:val="28"/>
+          <w:szCs w:val="28"/>
+          <w:lang w:val="ru-RU"/>
+        </w:rPr>
+        <w:t>тренировочном</w:t>
+      </w:r>
+      <w:r>
+        <w:rPr>
+          <w:rFonts w:ascii="Times New Roman" w:hAnsi="Times New Roman" w:cs="Times New Roman"/>
+          <w:sz w:val="28"/>
+          <w:szCs w:val="28"/>
+          <w:lang w:val="ru-RU"/>
+        </w:rPr>
+        <w:t xml:space="preserve"> наборе</w:t>
+      </w:r>
+      <w:r>
+        <w:rPr>
+          <w:rFonts w:ascii="Times New Roman" w:hAnsi="Times New Roman" w:cs="Times New Roman"/>
+          <w:sz w:val="28"/>
+          <w:szCs w:val="28"/>
+          <w:lang w:val="ru-RU"/>
+        </w:rPr>
+        <w:t xml:space="preserve"> первого датасета</w:t>
+      </w:r>
+      <w:r>
+        <w:rPr>
+          <w:rFonts w:ascii="Times New Roman" w:hAnsi="Times New Roman" w:cs="Times New Roman"/>
+          <w:sz w:val="28"/>
+          <w:szCs w:val="28"/>
+          <w:lang w:val="ru-RU"/>
+        </w:rPr>
+        <w:t>,</w:t>
+      </w:r>
+      <w:r>
+        <w:rPr>
+          <w:rFonts w:ascii="Times New Roman" w:hAnsi="Times New Roman" w:cs="Times New Roman"/>
+          <w:sz w:val="28"/>
+          <w:szCs w:val="28"/>
+          <w:lang w:val="ru-RU"/>
+        </w:rPr>
+        <w:t xml:space="preserve"> </w:t>
+      </w:r>
+      <w:r>
+        <w:rPr>
+          <w:rFonts w:ascii="Times New Roman" w:hAnsi="Times New Roman" w:cs="Times New Roman"/>
+          <w:sz w:val="28"/>
+          <w:szCs w:val="28"/>
+          <w:lang w:val="ru-RU"/>
+        </w:rPr>
+        <w:t xml:space="preserve">модель показала </w:t>
+      </w:r>
+      <w:r>
+        <w:rPr>
+          <w:rFonts w:ascii="Times New Roman" w:hAnsi="Times New Roman" w:cs="Times New Roman"/>
+          <w:sz w:val="28"/>
+          <w:szCs w:val="28"/>
+          <w:lang w:val="ru-RU"/>
+        </w:rPr>
+        <w:t>хорошее</w:t>
+      </w:r>
+      <w:r>
+        <w:rPr>
+          <w:rFonts w:ascii="Times New Roman" w:hAnsi="Times New Roman" w:cs="Times New Roman"/>
+          <w:sz w:val="28"/>
+          <w:szCs w:val="28"/>
+          <w:lang w:val="ru-RU"/>
+        </w:rPr>
+        <w:t xml:space="preserve"> качество на обучающей выборке, однако на тестовой выборке метрика </w:t>
+      </w:r>
+      <w:proofErr w:type="spellStart"/>
+      <w:r>
+        <w:rPr>
+          <w:rFonts w:ascii="Times New Roman" w:hAnsi="Times New Roman" w:cs="Times New Roman"/>
+          <w:sz w:val="28"/>
+          <w:szCs w:val="28"/>
+          <w:lang w:val="ru-RU"/>
+        </w:rPr>
+        <w:t>accuracy</w:t>
+      </w:r>
+      <w:proofErr w:type="spellEnd"/>
+      <w:r>
+        <w:rPr>
+          <w:rFonts w:ascii="Times New Roman" w:hAnsi="Times New Roman" w:cs="Times New Roman"/>
+          <w:sz w:val="28"/>
+          <w:szCs w:val="28"/>
+          <w:lang w:val="ru-RU"/>
+        </w:rPr>
+        <w:t xml:space="preserve"> оказалась около 50%, </w:t>
+      </w:r>
+      <w:r>
+        <w:rPr>
+          <w:rFonts w:ascii="Times New Roman" w:hAnsi="Times New Roman" w:cs="Times New Roman"/>
+          <w:sz w:val="28"/>
+          <w:szCs w:val="28"/>
+          <w:lang w:val="ru-RU"/>
+        </w:rPr>
+        <w:t>в ходе исследований была выявлена проблема с тестовыми данными</w:t>
+      </w:r>
+      <w:r>
+        <w:rPr>
+          <w:rFonts w:ascii="Times New Roman" w:hAnsi="Times New Roman" w:cs="Times New Roman"/>
+          <w:sz w:val="28"/>
+          <w:szCs w:val="28"/>
+          <w:lang w:val="ru-RU"/>
+        </w:rPr>
+        <w:t xml:space="preserve">, </w:t>
+      </w:r>
+      <w:r>
+        <w:rPr>
+          <w:rFonts w:ascii="Times New Roman" w:hAnsi="Times New Roman" w:cs="Times New Roman"/>
+          <w:sz w:val="28"/>
+          <w:szCs w:val="28"/>
+          <w:lang w:val="ru-RU"/>
+        </w:rPr>
+        <w:t>нежели с тренировочными или</w:t>
+      </w:r>
+      <w:r>
+        <w:rPr>
+          <w:rFonts w:ascii="Times New Roman" w:hAnsi="Times New Roman" w:cs="Times New Roman"/>
+          <w:sz w:val="28"/>
+          <w:szCs w:val="28"/>
+          <w:lang w:val="ru-RU"/>
+        </w:rPr>
+        <w:t xml:space="preserve"> некорректность</w:t>
+      </w:r>
+      <w:r>
+        <w:rPr>
+          <w:rFonts w:ascii="Times New Roman" w:hAnsi="Times New Roman" w:cs="Times New Roman"/>
+          <w:sz w:val="28"/>
+          <w:szCs w:val="28"/>
+          <w:lang w:val="ru-RU"/>
+        </w:rPr>
+        <w:t>ю</w:t>
+      </w:r>
+      <w:r>
+        <w:rPr>
+          <w:rFonts w:ascii="Times New Roman" w:hAnsi="Times New Roman" w:cs="Times New Roman"/>
+          <w:sz w:val="28"/>
+          <w:szCs w:val="28"/>
+          <w:lang w:val="ru-RU"/>
+        </w:rPr>
+        <w:t xml:space="preserve"> самой модели. </w:t>
       </w:r>
     </w:p>
     <w:p>
       <w:pPr>
-        <w:rPr>
-          <w:rFonts w:ascii="Times New Roman" w:hAnsi="Times New Roman" w:cs="Times New Roman"/>
-          <w:sz w:val="28"/>
-          <w:szCs w:val="28"/>
-          <w:lang w:val="ru-RU"/>
-        </w:rPr>
-      </w:pPr>
-      <w:r>
-        <w:rPr>
-          <w:rFonts w:ascii="Times New Roman" w:hAnsi="Times New Roman" w:cs="Times New Roman"/>
-          <w:b/>
-          <w:bCs/>
-          <w:sz w:val="40"/>
-          <w:szCs w:val="40"/>
-          <w:lang w:val="ru-RU"/>
-        </w:rPr>
-        <w:tab/>
-      </w:r>
-      <w:r>
-        <w:rPr>
-          <w:rFonts w:ascii="Times New Roman" w:hAnsi="Times New Roman" w:cs="Times New Roman"/>
-          <w:sz w:val="28"/>
-          <w:szCs w:val="28"/>
-          <w:lang w:val="ru-RU"/>
-        </w:rPr>
-        <w:t>В ходе выполнения задания было замечено падение точности в тестовой выборке практически до 50%</w:t>
-      </w:r>
-      <w:r>
-        <w:rPr>
-          <w:rFonts w:ascii="Times New Roman" w:hAnsi="Times New Roman" w:cs="Times New Roman"/>
-          <w:sz w:val="28"/>
-          <w:szCs w:val="28"/>
-          <w:lang w:val="ru-RU"/>
-        </w:rPr>
-        <w:t xml:space="preserve">, </w:t>
-      </w:r>
-      <w:r>
-        <w:rPr>
-          <w:rFonts w:ascii="Times New Roman" w:hAnsi="Times New Roman" w:cs="Times New Roman"/>
-          <w:sz w:val="28"/>
-          <w:szCs w:val="28"/>
-          <w:lang w:val="ru-RU"/>
-        </w:rPr>
-        <w:t>несмотря на 70% в обучающей выборке.</w:t>
-      </w:r>
-    </w:p>
-    <w:p>
-      <w:pPr>
-        <w:rPr>
-          <w:rFonts w:ascii="Times New Roman" w:hAnsi="Times New Roman" w:cs="Times New Roman"/>
-          <w:sz w:val="28"/>
-          <w:szCs w:val="28"/>
-          <w:lang w:val="ru-RU"/>
-        </w:rPr>
-      </w:pPr>
-      <w:r>
-        <w:rPr>
-          <w:rFonts w:ascii="Times New Roman" w:hAnsi="Times New Roman" w:cs="Times New Roman"/>
-          <w:sz w:val="28"/>
-          <w:szCs w:val="28"/>
-          <w:lang w:val="ru-RU"/>
-        </w:rPr>
-        <w:tab/>
-        <w:t>С</w:t>
-      </w:r>
-      <w:r>
-        <w:rPr>
-          <w:rFonts w:ascii="Times New Roman" w:hAnsi="Times New Roman" w:cs="Times New Roman"/>
-          <w:sz w:val="28"/>
-          <w:szCs w:val="28"/>
-          <w:lang w:val="ru-RU"/>
-        </w:rPr>
-        <w:t>нижение качества при переходе с обучающей на тестовую выборку является ожидаемой ситуацией и не обязательно указывает на ошибку в коде. В обучающей выборке модель подстраивается под имеющиеся закономерности (в том числе частично под шум), поэтому метрика на train обычно выше. На тесте оценивается обобщающая способность модели на новых данных, где распределение признаков и классов может отличаться.</w:t>
-      </w:r>
-    </w:p>
-    <w:p>
-      <w:pPr>
         <w:ind w:firstLine="708"/>
         <w:rPr>
           <w:rFonts w:ascii="Times New Roman" w:hAnsi="Times New Roman" w:cs="Times New Roman"/>
@@ -3699,221 +5647,7 @@
           <w:szCs w:val="28"/>
           <w:lang w:val="ru-RU"/>
         </w:rPr>
-        <w:t>В рассматриваемом случае важную роль играет различие баланса классов: в train наблюдается выраженный дисбаланс</w:t>
-      </w:r>
-      <w:r>
-        <w:rPr>
-          <w:rFonts w:ascii="Times New Roman" w:hAnsi="Times New Roman" w:cs="Times New Roman"/>
-          <w:sz w:val="28"/>
-          <w:szCs w:val="28"/>
-          <w:lang w:val="ru-RU"/>
-        </w:rPr>
-        <w:t>:</w:t>
-      </w:r>
-      <w:r>
-        <w:rPr>
-          <w:rFonts w:ascii="Times New Roman" w:hAnsi="Times New Roman" w:cs="Times New Roman"/>
-          <w:sz w:val="28"/>
-          <w:szCs w:val="28"/>
-          <w:lang w:val="ru-RU"/>
-        </w:rPr>
-        <w:br/>
-      </w:r>
-      <w:r>
-        <w:rPr>
-          <w:rFonts w:ascii="Times New Roman" w:hAnsi="Times New Roman" w:cs="Times New Roman"/>
-          <w:sz w:val="28"/>
-          <w:szCs w:val="28"/>
-          <w:lang w:val="ru-RU"/>
-        </w:rPr>
-        <w:t>Классы в обучающей выборке: Y</w:t>
-      </w:r>
-    </w:p>
-    <w:p>
-      <w:pPr>
-        <w:ind w:firstLine="708"/>
-        <w:rPr>
-          <w:rFonts w:ascii="Times New Roman" w:hAnsi="Times New Roman" w:cs="Times New Roman"/>
-          <w:sz w:val="28"/>
-          <w:szCs w:val="28"/>
-          <w:lang w:val="ru-RU"/>
-        </w:rPr>
-      </w:pPr>
-      <w:r>
-        <w:rPr>
-          <w:rFonts w:ascii="Times New Roman" w:hAnsi="Times New Roman" w:cs="Times New Roman"/>
-          <w:sz w:val="28"/>
-          <w:szCs w:val="28"/>
-          <w:lang w:val="ru-RU"/>
-        </w:rPr>
-        <w:t>0    1339</w:t>
-      </w:r>
-    </w:p>
-    <w:p>
-      <w:pPr>
-        <w:ind w:firstLine="708"/>
-        <w:rPr>
-          <w:rFonts w:ascii="Times New Roman" w:hAnsi="Times New Roman" w:cs="Times New Roman"/>
-          <w:sz w:val="28"/>
-          <w:szCs w:val="28"/>
-          <w:lang w:val="ru-RU"/>
-        </w:rPr>
-      </w:pPr>
-      <w:r>
-        <w:rPr>
-          <w:rFonts w:ascii="Times New Roman" w:hAnsi="Times New Roman" w:cs="Times New Roman"/>
-          <w:sz w:val="28"/>
-          <w:szCs w:val="28"/>
-          <w:lang w:val="ru-RU"/>
-        </w:rPr>
-        <w:t>1     256</w:t>
-      </w:r>
-      <w:r>
-        <w:rPr>
-          <w:rFonts w:ascii="Times New Roman" w:hAnsi="Times New Roman" w:cs="Times New Roman"/>
-          <w:sz w:val="28"/>
-          <w:szCs w:val="28"/>
-          <w:lang w:val="ru-RU"/>
-        </w:rPr>
-        <w:br/>
-      </w:r>
-      <w:r>
-        <w:rPr>
-          <w:rFonts w:ascii="Times New Roman" w:hAnsi="Times New Roman" w:cs="Times New Roman"/>
-          <w:sz w:val="28"/>
-          <w:szCs w:val="28"/>
-          <w:lang w:val="ru-RU"/>
-        </w:rPr>
-        <w:t>тогда как в test</w:t>
-      </w:r>
-      <w:r>
-        <w:rPr>
-          <w:rFonts w:ascii="Times New Roman" w:hAnsi="Times New Roman" w:cs="Times New Roman"/>
-          <w:sz w:val="28"/>
-          <w:szCs w:val="28"/>
-          <w:lang w:val="ru-RU"/>
-        </w:rPr>
-        <w:t>:</w:t>
-      </w:r>
-      <w:r>
-        <w:rPr>
-          <w:rFonts w:ascii="Times New Roman" w:hAnsi="Times New Roman" w:cs="Times New Roman"/>
-          <w:sz w:val="28"/>
-          <w:szCs w:val="28"/>
-          <w:lang w:val="ru-RU"/>
-        </w:rPr>
-        <w:br/>
-      </w:r>
-      <w:r>
-        <w:rPr>
-          <w:rFonts w:ascii="Times New Roman" w:hAnsi="Times New Roman" w:cs="Times New Roman"/>
-          <w:sz w:val="28"/>
-          <w:szCs w:val="28"/>
-          <w:lang w:val="ru-RU"/>
-        </w:rPr>
-        <w:t xml:space="preserve">Классы в тестовой выборке: </w:t>
-      </w:r>
-      <w:r>
-        <w:rPr>
-          <w:rFonts w:ascii="Times New Roman" w:hAnsi="Times New Roman" w:cs="Times New Roman"/>
-          <w:sz w:val="28"/>
-          <w:szCs w:val="28"/>
-          <w:lang w:val="en-US"/>
-        </w:rPr>
-        <w:t>Y</w:t>
-      </w:r>
-    </w:p>
-    <w:p>
-      <w:pPr>
-        <w:ind w:firstLine="708"/>
-        <w:rPr>
-          <w:rFonts w:ascii="Times New Roman" w:hAnsi="Times New Roman" w:cs="Times New Roman"/>
-          <w:sz w:val="28"/>
-          <w:szCs w:val="28"/>
-          <w:lang w:val="ru-RU"/>
-        </w:rPr>
-      </w:pPr>
-      <w:r>
-        <w:rPr>
-          <w:rFonts w:ascii="Times New Roman" w:hAnsi="Times New Roman" w:cs="Times New Roman"/>
-          <w:sz w:val="28"/>
-          <w:szCs w:val="28"/>
-          <w:lang w:val="ru-RU"/>
-        </w:rPr>
-        <w:t>1    176</w:t>
-      </w:r>
-    </w:p>
-    <w:p>
-      <w:pPr>
-        <w:pStyle w:val="a7"/>
-        <w:numPr>
-          <w:ilvl w:val="0"/>
-          <w:numId w:val="12"/>
-        </w:numPr>
-        <w:rPr>
-          <w:rFonts w:ascii="Times New Roman" w:hAnsi="Times New Roman" w:cs="Times New Roman"/>
-          <w:sz w:val="28"/>
-          <w:szCs w:val="28"/>
-          <w:lang w:val="en-US"/>
-        </w:rPr>
-      </w:pPr>
-      <w:r>
-        <w:rPr>
-          <w:rFonts w:ascii="Times New Roman" w:hAnsi="Times New Roman" w:cs="Times New Roman"/>
-          <w:sz w:val="28"/>
-          <w:szCs w:val="28"/>
-          <w:lang w:val="ru-RU"/>
-        </w:rPr>
-        <w:t> </w:t>
-      </w:r>
-      <w:r>
-        <w:rPr>
-          <w:rFonts w:ascii="Times New Roman" w:hAnsi="Times New Roman" w:cs="Times New Roman"/>
-          <w:sz w:val="28"/>
-          <w:szCs w:val="28"/>
-          <w:lang w:val="ru-RU"/>
-        </w:rPr>
-        <w:t>166</w:t>
-      </w:r>
-    </w:p>
-    <w:p>
-      <w:pPr>
-        <w:ind w:firstLine="708"/>
-        <w:rPr>
-          <w:rFonts w:ascii="Times New Roman" w:hAnsi="Times New Roman" w:cs="Times New Roman"/>
-          <w:sz w:val="28"/>
-          <w:szCs w:val="28"/>
-          <w:lang w:val="ru-RU"/>
-        </w:rPr>
-      </w:pPr>
-      <w:r>
-        <w:rPr>
-          <w:rFonts w:ascii="Times New Roman" w:hAnsi="Times New Roman" w:cs="Times New Roman"/>
-          <w:sz w:val="28"/>
-          <w:szCs w:val="28"/>
-          <w:lang w:val="ru-RU"/>
-        </w:rPr>
-        <w:t>При таком сдвиге модель, настроенная на структуру train, может чаще выбирать более “привычный” класс и терять качество на тестовых объектах другого класса. Дополнительно на итог влияет выбор метрики: accuracy при дисбалансе может давать завышенное или искаженное представление о реальном качестве.</w:t>
-      </w:r>
-    </w:p>
-    <w:p>
-      <w:pPr>
-        <w:ind w:firstLine="708"/>
-        <w:rPr>
-          <w:rFonts w:ascii="Times New Roman" w:hAnsi="Times New Roman" w:cs="Times New Roman"/>
-          <w:sz w:val="28"/>
-          <w:szCs w:val="28"/>
-          <w:lang w:val="ru-RU"/>
-        </w:rPr>
-      </w:pPr>
-      <w:r>
-        <w:rPr>
-          <w:rFonts w:ascii="Times New Roman" w:hAnsi="Times New Roman" w:cs="Times New Roman"/>
-          <w:sz w:val="28"/>
-          <w:szCs w:val="28"/>
-          <w:lang w:val="ru-RU"/>
-        </w:rPr>
-        <w:t>Следовательно, падение до уровня около 50% чаще связано с ограниченной обобщающей способностью и различием распределений между выборками, а не с технической ошибкой реализации.</w:t>
+        <w:t>Для верификации алгоритма была проведена повторная проверка на другом тематически близком датасете, где достигнута точность свыше 70% на тесте. Это подтверждает, что модель и выбранный метод обучения работают корректно, а расхождение результатов связано преимущественно со спецификой первого тестового набора.</w:t>
       </w:r>
     </w:p>
     <w:p>
@@ -4402,6 +6136,155 @@
     </w:lvl>
   </w:abstractNum>
   <w:abstractNum w:abstractNumId="4" w15:restartNumberingAfterBreak="0">
+    <w:nsid w:val="198234DD"/>
+    <w:multiLevelType w:val="multilevel"/>
+    <w:tmpl w:val="8CE84CF0"/>
+    <w:lvl w:ilvl="0">
+      <w:start w:val="1"/>
+      <w:numFmt w:val="bullet"/>
+      <w:lvlText w:val=""/>
+      <w:lvlJc w:val="left"/>
+      <w:pPr>
+        <w:tabs>
+          <w:tab w:val="num" w:pos="720"/>
+        </w:tabs>
+        <w:ind w:left="720" w:hanging="360"/>
+      </w:pPr>
+      <w:rPr>
+        <w:rFonts w:ascii="Symbol" w:hAnsi="Symbol" w:hint="default"/>
+        <w:sz w:val="20"/>
+      </w:rPr>
+    </w:lvl>
+    <w:lvl w:ilvl="1">
+      <w:start w:val="1"/>
+      <w:numFmt w:val="bullet"/>
+      <w:lvlText w:val=""/>
+      <w:lvlJc w:val="left"/>
+      <w:pPr>
+        <w:tabs>
+          <w:tab w:val="num" w:pos="1440"/>
+        </w:tabs>
+        <w:ind w:left="1440" w:hanging="360"/>
+      </w:pPr>
+      <w:rPr>
+        <w:rFonts w:ascii="Symbol" w:hAnsi="Symbol" w:hint="default"/>
+        <w:sz w:val="20"/>
+      </w:rPr>
+    </w:lvl>
+    <w:lvl w:ilvl="2" w:tentative="1">
+      <w:start w:val="1"/>
+      <w:numFmt w:val="bullet"/>
+      <w:lvlText w:val=""/>
+      <w:lvlJc w:val="left"/>
+      <w:pPr>
+        <w:tabs>
+          <w:tab w:val="num" w:pos="2160"/>
+        </w:tabs>
+        <w:ind w:left="2160" w:hanging="360"/>
+      </w:pPr>
+      <w:rPr>
+        <w:rFonts w:ascii="Symbol" w:hAnsi="Symbol" w:hint="default"/>
+        <w:sz w:val="20"/>
+      </w:rPr>
+    </w:lvl>
+    <w:lvl w:ilvl="3" w:tentative="1">
+      <w:start w:val="1"/>
+      <w:numFmt w:val="bullet"/>
+      <w:lvlText w:val=""/>
+      <w:lvlJc w:val="left"/>
+      <w:pPr>
+        <w:tabs>
+          <w:tab w:val="num" w:pos="2880"/>
+        </w:tabs>
+        <w:ind w:left="2880" w:hanging="360"/>
+      </w:pPr>
+      <w:rPr>
+        <w:rFonts w:ascii="Symbol" w:hAnsi="Symbol" w:hint="default"/>
+        <w:sz w:val="20"/>
+      </w:rPr>
+    </w:lvl>
+    <w:lvl w:ilvl="4" w:tentative="1">
+      <w:start w:val="1"/>
+      <w:numFmt w:val="bullet"/>
+      <w:lvlText w:val=""/>
+      <w:lvlJc w:val="left"/>
+      <w:pPr>
+        <w:tabs>
+          <w:tab w:val="num" w:pos="3600"/>
+        </w:tabs>
+        <w:ind w:left="3600" w:hanging="360"/>
+      </w:pPr>
+      <w:rPr>
+        <w:rFonts w:ascii="Symbol" w:hAnsi="Symbol" w:hint="default"/>
+        <w:sz w:val="20"/>
+      </w:rPr>
+    </w:lvl>
+    <w:lvl w:ilvl="5" w:tentative="1">
+      <w:start w:val="1"/>
+      <w:numFmt w:val="bullet"/>
+      <w:lvlText w:val=""/>
+      <w:lvlJc w:val="left"/>
+      <w:pPr>
+        <w:tabs>
+          <w:tab w:val="num" w:pos="4320"/>
+        </w:tabs>
+        <w:ind w:left="4320" w:hanging="360"/>
+      </w:pPr>
+      <w:rPr>
+        <w:rFonts w:ascii="Symbol" w:hAnsi="Symbol" w:hint="default"/>
+        <w:sz w:val="20"/>
+      </w:rPr>
+    </w:lvl>
+    <w:lvl w:ilvl="6" w:tentative="1">
+      <w:start w:val="1"/>
+      <w:numFmt w:val="bullet"/>
+      <w:lvlText w:val=""/>
+      <w:lvlJc w:val="left"/>
+      <w:pPr>
+        <w:tabs>
+          <w:tab w:val="num" w:pos="5040"/>
+        </w:tabs>
+        <w:ind w:left="5040" w:hanging="360"/>
+      </w:pPr>
+      <w:rPr>
+        <w:rFonts w:ascii="Symbol" w:hAnsi="Symbol" w:hint="default"/>
+        <w:sz w:val="20"/>
+      </w:rPr>
+    </w:lvl>
+    <w:lvl w:ilvl="7" w:tentative="1">
+      <w:start w:val="1"/>
+      <w:numFmt w:val="bullet"/>
+      <w:lvlText w:val=""/>
+      <w:lvlJc w:val="left"/>
+      <w:pPr>
+        <w:tabs>
+          <w:tab w:val="num" w:pos="5760"/>
+        </w:tabs>
+        <w:ind w:left="5760" w:hanging="360"/>
+      </w:pPr>
+      <w:rPr>
+        <w:rFonts w:ascii="Symbol" w:hAnsi="Symbol" w:hint="default"/>
+        <w:sz w:val="20"/>
+      </w:rPr>
+    </w:lvl>
+    <w:lvl w:ilvl="8" w:tentative="1">
+      <w:start w:val="1"/>
+      <w:numFmt w:val="bullet"/>
+      <w:lvlText w:val=""/>
+      <w:lvlJc w:val="left"/>
+      <w:pPr>
+        <w:tabs>
+          <w:tab w:val="num" w:pos="6480"/>
+        </w:tabs>
+        <w:ind w:left="6480" w:hanging="360"/>
+      </w:pPr>
+      <w:rPr>
+        <w:rFonts w:ascii="Symbol" w:hAnsi="Symbol" w:hint="default"/>
+        <w:sz w:val="20"/>
+      </w:rPr>
+    </w:lvl>
+  </w:abstractNum>
+  <w:abstractNum w:abstractNumId="5" w15:restartNumberingAfterBreak="0">
     <w:nsid w:val="1A4F0DC9"/>
     <w:multiLevelType w:val="multilevel"/>
     <w:tmpl w:val="020A738A"/>
@@ -4550,7 +6433,7 @@
       </w:rPr>
     </w:lvl>
   </w:abstractNum>
-  <w:abstractNum w:abstractNumId="5" w15:restartNumberingAfterBreak="0">
+  <w:abstractNum w:abstractNumId="6" w15:restartNumberingAfterBreak="0">
     <w:nsid w:val="1A987C14"/>
     <w:multiLevelType w:val="hybridMultilevel"/>
     <w:tmpl w:val="CBB8E8A8"/>
@@ -4663,7 +6546,7 @@
       </w:rPr>
     </w:lvl>
   </w:abstractNum>
-  <w:abstractNum w:abstractNumId="6" w15:restartNumberingAfterBreak="0">
+  <w:abstractNum w:abstractNumId="7" w15:restartNumberingAfterBreak="0">
     <w:nsid w:val="2BF87FF9"/>
     <w:multiLevelType w:val="multilevel"/>
     <w:tmpl w:val="B496719C"/>
@@ -4812,7 +6695,7 @@
       </w:rPr>
     </w:lvl>
   </w:abstractNum>
-  <w:abstractNum w:abstractNumId="7" w15:restartNumberingAfterBreak="0">
+  <w:abstractNum w:abstractNumId="8" w15:restartNumberingAfterBreak="0">
     <w:nsid w:val="2F0D43F7"/>
     <w:multiLevelType w:val="multilevel"/>
     <w:tmpl w:val="521EDA36"/>
@@ -4961,7 +6844,7 @@
       </w:rPr>
     </w:lvl>
   </w:abstractNum>
-  <w:abstractNum w:abstractNumId="8" w15:restartNumberingAfterBreak="0">
+  <w:abstractNum w:abstractNumId="9" w15:restartNumberingAfterBreak="0">
     <w:nsid w:val="31607D56"/>
     <w:multiLevelType w:val="hybridMultilevel"/>
     <w:tmpl w:val="DCF431B6"/>
@@ -5050,7 +6933,7 @@
       </w:pPr>
     </w:lvl>
   </w:abstractNum>
-  <w:abstractNum w:abstractNumId="9" w15:restartNumberingAfterBreak="0">
+  <w:abstractNum w:abstractNumId="10" w15:restartNumberingAfterBreak="0">
     <w:nsid w:val="38F55662"/>
     <w:multiLevelType w:val="hybridMultilevel"/>
     <w:tmpl w:val="6C741BD2"/>
@@ -5139,7 +7022,7 @@
       </w:pPr>
     </w:lvl>
   </w:abstractNum>
-  <w:abstractNum w:abstractNumId="10" w15:restartNumberingAfterBreak="0">
+  <w:abstractNum w:abstractNumId="11" w15:restartNumberingAfterBreak="0">
     <w:nsid w:val="524322AC"/>
     <w:multiLevelType w:val="multilevel"/>
     <w:tmpl w:val="020A738A"/>
@@ -5288,7 +7171,156 @@
       </w:rPr>
     </w:lvl>
   </w:abstractNum>
-  <w:abstractNum w:abstractNumId="11" w15:restartNumberingAfterBreak="0">
+  <w:abstractNum w:abstractNumId="12" w15:restartNumberingAfterBreak="0">
+    <w:nsid w:val="58784368"/>
+    <w:multiLevelType w:val="multilevel"/>
+    <w:tmpl w:val="80B4D9C6"/>
+    <w:lvl w:ilvl="0">
+      <w:start w:val="1"/>
+      <w:numFmt w:val="bullet"/>
+      <w:lvlText w:val=""/>
+      <w:lvlJc w:val="left"/>
+      <w:pPr>
+        <w:tabs>
+          <w:tab w:val="num" w:pos="720"/>
+        </w:tabs>
+        <w:ind w:left="720" w:hanging="360"/>
+      </w:pPr>
+      <w:rPr>
+        <w:rFonts w:ascii="Symbol" w:hAnsi="Symbol" w:hint="default"/>
+        <w:sz w:val="20"/>
+      </w:rPr>
+    </w:lvl>
+    <w:lvl w:ilvl="1" w:tentative="1">
+      <w:start w:val="1"/>
+      <w:numFmt w:val="bullet"/>
+      <w:lvlText w:val=""/>
+      <w:lvlJc w:val="left"/>
+      <w:pPr>
+        <w:tabs>
+          <w:tab w:val="num" w:pos="1440"/>
+        </w:tabs>
+        <w:ind w:left="1440" w:hanging="360"/>
+      </w:pPr>
+      <w:rPr>
+        <w:rFonts w:ascii="Symbol" w:hAnsi="Symbol" w:hint="default"/>
+        <w:sz w:val="20"/>
+      </w:rPr>
+    </w:lvl>
+    <w:lvl w:ilvl="2" w:tentative="1">
+      <w:start w:val="1"/>
+      <w:numFmt w:val="bullet"/>
+      <w:lvlText w:val=""/>
+      <w:lvlJc w:val="left"/>
+      <w:pPr>
+        <w:tabs>
+          <w:tab w:val="num" w:pos="2160"/>
+        </w:tabs>
+        <w:ind w:left="2160" w:hanging="360"/>
+      </w:pPr>
+      <w:rPr>
+        <w:rFonts w:ascii="Symbol" w:hAnsi="Symbol" w:hint="default"/>
+        <w:sz w:val="20"/>
+      </w:rPr>
+    </w:lvl>
+    <w:lvl w:ilvl="3" w:tentative="1">
+      <w:start w:val="1"/>
+      <w:numFmt w:val="bullet"/>
+      <w:lvlText w:val=""/>
+      <w:lvlJc w:val="left"/>
+      <w:pPr>
+        <w:tabs>
+          <w:tab w:val="num" w:pos="2880"/>
+        </w:tabs>
+        <w:ind w:left="2880" w:hanging="360"/>
+      </w:pPr>
+      <w:rPr>
+        <w:rFonts w:ascii="Symbol" w:hAnsi="Symbol" w:hint="default"/>
+        <w:sz w:val="20"/>
+      </w:rPr>
+    </w:lvl>
+    <w:lvl w:ilvl="4" w:tentative="1">
+      <w:start w:val="1"/>
+      <w:numFmt w:val="bullet"/>
+      <w:lvlText w:val=""/>
+      <w:lvlJc w:val="left"/>
+      <w:pPr>
+        <w:tabs>
+          <w:tab w:val="num" w:pos="3600"/>
+        </w:tabs>
+        <w:ind w:left="3600" w:hanging="360"/>
+      </w:pPr>
+      <w:rPr>
+        <w:rFonts w:ascii="Symbol" w:hAnsi="Symbol" w:hint="default"/>
+        <w:sz w:val="20"/>
+      </w:rPr>
+    </w:lvl>
+    <w:lvl w:ilvl="5" w:tentative="1">
+      <w:start w:val="1"/>
+      <w:numFmt w:val="bullet"/>
+      <w:lvlText w:val=""/>
+      <w:lvlJc w:val="left"/>
+      <w:pPr>
+        <w:tabs>
+          <w:tab w:val="num" w:pos="4320"/>
+        </w:tabs>
+        <w:ind w:left="4320" w:hanging="360"/>
+      </w:pPr>
+      <w:rPr>
+        <w:rFonts w:ascii="Symbol" w:hAnsi="Symbol" w:hint="default"/>
+        <w:sz w:val="20"/>
+      </w:rPr>
+    </w:lvl>
+    <w:lvl w:ilvl="6" w:tentative="1">
+      <w:start w:val="1"/>
+      <w:numFmt w:val="bullet"/>
+      <w:lvlText w:val=""/>
+      <w:lvlJc w:val="left"/>
+      <w:pPr>
+        <w:tabs>
+          <w:tab w:val="num" w:pos="5040"/>
+        </w:tabs>
+        <w:ind w:left="5040" w:hanging="360"/>
+      </w:pPr>
+      <w:rPr>
+        <w:rFonts w:ascii="Symbol" w:hAnsi="Symbol" w:hint="default"/>
+        <w:sz w:val="20"/>
+      </w:rPr>
+    </w:lvl>
+    <w:lvl w:ilvl="7" w:tentative="1">
+      <w:start w:val="1"/>
+      <w:numFmt w:val="bullet"/>
+      <w:lvlText w:val=""/>
+      <w:lvlJc w:val="left"/>
+      <w:pPr>
+        <w:tabs>
+          <w:tab w:val="num" w:pos="5760"/>
+        </w:tabs>
+        <w:ind w:left="5760" w:hanging="360"/>
+      </w:pPr>
+      <w:rPr>
+        <w:rFonts w:ascii="Symbol" w:hAnsi="Symbol" w:hint="default"/>
+        <w:sz w:val="20"/>
+      </w:rPr>
+    </w:lvl>
+    <w:lvl w:ilvl="8" w:tentative="1">
+      <w:start w:val="1"/>
+      <w:numFmt w:val="bullet"/>
+      <w:lvlText w:val=""/>
+      <w:lvlJc w:val="left"/>
+      <w:pPr>
+        <w:tabs>
+          <w:tab w:val="num" w:pos="6480"/>
+        </w:tabs>
+        <w:ind w:left="6480" w:hanging="360"/>
+      </w:pPr>
+      <w:rPr>
+        <w:rFonts w:ascii="Symbol" w:hAnsi="Symbol" w:hint="default"/>
+        <w:sz w:val="20"/>
+      </w:rPr>
+    </w:lvl>
+  </w:abstractNum>
+  <w:abstractNum w:abstractNumId="13" w15:restartNumberingAfterBreak="0">
     <w:nsid w:val="77CD4EBB"/>
     <w:multiLevelType w:val="multilevel"/>
     <w:tmpl w:val="020A738A"/>
@@ -5438,40 +7470,46 @@
     </w:lvl>
   </w:abstractNum>
   <w:num w:numId="1" w16cid:durableId="1944878941">
-    <w:abstractNumId w:val="8"/>
+    <w:abstractNumId w:val="9"/>
   </w:num>
   <w:num w:numId="2" w16cid:durableId="310406915">
     <w:abstractNumId w:val="3"/>
   </w:num>
   <w:num w:numId="3" w16cid:durableId="2088649266">
-    <w:abstractNumId w:val="6"/>
+    <w:abstractNumId w:val="7"/>
   </w:num>
   <w:num w:numId="4" w16cid:durableId="1663699348">
-    <w:abstractNumId w:val="7"/>
+    <w:abstractNumId w:val="8"/>
   </w:num>
   <w:num w:numId="5" w16cid:durableId="11611995">
-    <w:abstractNumId w:val="4"/>
+    <w:abstractNumId w:val="5"/>
   </w:num>
   <w:num w:numId="6" w16cid:durableId="665666644">
     <w:abstractNumId w:val="0"/>
   </w:num>
   <w:num w:numId="7" w16cid:durableId="2101749585">
-    <w:abstractNumId w:val="5"/>
+    <w:abstractNumId w:val="6"/>
   </w:num>
   <w:num w:numId="8" w16cid:durableId="1980069803">
-    <w:abstractNumId w:val="9"/>
+    <w:abstractNumId w:val="10"/>
   </w:num>
   <w:num w:numId="9" w16cid:durableId="1680152866">
-    <w:abstractNumId w:val="10"/>
+    <w:abstractNumId w:val="11"/>
   </w:num>
   <w:num w:numId="10" w16cid:durableId="469397701">
-    <w:abstractNumId w:val="11"/>
+    <w:abstractNumId w:val="13"/>
   </w:num>
   <w:num w:numId="11" w16cid:durableId="1841846885">
     <w:abstractNumId w:val="2"/>
   </w:num>
   <w:num w:numId="12" w16cid:durableId="1753504143">
     <w:abstractNumId w:val="1"/>
+  </w:num>
+  <w:num w:numId="13" w16cid:durableId="263418242">
+    <w:abstractNumId w:val="12"/>
+  </w:num>
+  <w:num w:numId="14" w16cid:durableId="2086954040">
+    <w:abstractNumId w:val="4"/>
   </w:num>
 </w:numbering>
 </file>
@@ -6087,6 +8125,7 @@
   <w:style w:type="character" w:default="1" w:styleId="a0">
     <w:name w:val="Default Paragraph Font"/>
     <w:uiPriority w:val="1"/>
+    <w:semiHidden/>
     <w:unhideWhenUsed/>
   </w:style>
   <w:style w:type="table" w:default="1" w:styleId="a1">
